--- a/outputs/a24/a24_ficha_tecnica.docx
+++ b/outputs/a24/a24_ficha_tecnica.docx
@@ -1,8 +1,8 @@
 
 <file path=word/document.xml><?xml version="1.0" encoding="utf-8"?>
-<w:document xmlns:w="http://schemas.openxmlformats.org/wordprocessingml/2006/main" xmlns:ns1="http://schemas.openxmlformats.org/markup-compatibility/2006" xmlns:ns2="http://schemas.microsoft.com/office/word/2010/wordml" xmlns:ns3="http://schemas.openxmlformats.org/drawingml/2006/wordprocessingDrawing" xmlns:ns4="http://schemas.microsoft.com/office/word/2010/wordprocessingDrawing" xmlns:ns5="http://schemas.openxmlformats.org/drawingml/2006/main" xmlns:ns6="http://schemas.openxmlformats.org/drawingml/2006/picture" xmlns:ns7="http://schemas.openxmlformats.org/officeDocument/2006/relationships" xmlns:w15="http://schemas.microsoft.com/office/word/2012/wordml" xmlns:w16="http://schemas.microsoft.com/office/word/2018/wordml" xmlns:w16cex="http://schemas.microsoft.com/office/word/2018/wordml/cex" xmlns:w16cid="http://schemas.microsoft.com/office/word/2016/wordml/cid" xmlns:w16du="http://schemas.microsoft.com/office/word/2023/wordml/word16du" xmlns:w16se="http://schemas.microsoft.com/office/word/2015/wordml/symex" xmlns:w16sdtfl="http://schemas.microsoft.com/office/word/2020/wordml/sdtdatahash" xmlns:w16sdtdh="http://schemas.microsoft.com/office/word/2020/wordml/sdtdatahash" xmlns:w14="http://schemas.microsoft.com/office/word/2010/wordml" xmlns:wp14="http://schemas.microsoft.com/office/word/2010/wordprocessingDrawing" ns1:Ignorable="w14 w15 w16se w16cid w16 w16cex w16sdtdh w16sdtfl w16du wp14">
+<w:document xmlns:wpc="http://schemas.microsoft.com/office/word/2010/wordprocessingCanvas" xmlns:cx="http://schemas.microsoft.com/office/drawing/2014/chartex" xmlns:cx1="http://schemas.microsoft.com/office/drawing/2015/9/8/chartex" xmlns:cx2="http://schemas.microsoft.com/office/drawing/2015/10/21/chartex" xmlns:cx3="http://schemas.microsoft.com/office/drawing/2016/5/9/chartex" xmlns:cx4="http://schemas.microsoft.com/office/drawing/2016/5/10/chartex" xmlns:cx5="http://schemas.microsoft.com/office/drawing/2016/5/11/chartex" xmlns:cx6="http://schemas.microsoft.com/office/drawing/2016/5/12/chartex" xmlns:cx7="http://schemas.microsoft.com/office/drawing/2016/5/13/chartex" xmlns:cx8="http://schemas.microsoft.com/office/drawing/2016/5/14/chartex" xmlns:mc="http://schemas.openxmlformats.org/markup-compatibility/2006" xmlns:aink="http://schemas.microsoft.com/office/drawing/2016/ink" xmlns:am3d="http://schemas.microsoft.com/office/drawing/2017/model3d" xmlns:o="urn:schemas-microsoft-com:office:office" xmlns:oel="http://schemas.microsoft.com/office/2019/extlst" xmlns:r="http://schemas.openxmlformats.org/officeDocument/2006/relationships" xmlns:m="http://schemas.openxmlformats.org/officeDocument/2006/math" xmlns:v="urn:schemas-microsoft-com:vml" xmlns:wp14="http://schemas.microsoft.com/office/word/2010/wordprocessingDrawing" xmlns:wp="http://schemas.openxmlformats.org/drawingml/2006/wordprocessingDrawing" xmlns:w10="urn:schemas-microsoft-com:office:word" xmlns:w="http://schemas.openxmlformats.org/wordprocessingml/2006/main" xmlns:w14="http://schemas.microsoft.com/office/word/2010/wordml" xmlns:w15="http://schemas.microsoft.com/office/word/2012/wordml" xmlns:w16cex="http://schemas.microsoft.com/office/word/2018/wordml/cex" xmlns:w16cid="http://schemas.microsoft.com/office/word/2016/wordml/cid" xmlns:w16="http://schemas.microsoft.com/office/word/2018/wordml" xmlns:w16du="http://schemas.microsoft.com/office/word/2023/wordml/word16du" xmlns:w16sdtdh="http://schemas.microsoft.com/office/word/2020/wordml/sdtdatahash" xmlns:w16sdtfl="http://schemas.microsoft.com/office/word/2024/wordml/sdtformatlock" xmlns:w16se="http://schemas.microsoft.com/office/word/2015/wordml/symex" xmlns:wpg="http://schemas.microsoft.com/office/word/2010/wordprocessingGroup" xmlns:wpi="http://schemas.microsoft.com/office/word/2010/wordprocessingInk" xmlns:wne="http://schemas.microsoft.com/office/word/2006/wordml" xmlns:wps="http://schemas.microsoft.com/office/word/2010/wordprocessingShape" mc:Ignorable="w14 w15 w16se w16cid w16 w16cex w16sdtdh w16sdtfl w16du wp14">
   <w:body>
-    <w:p ns2:paraId="626D87FC" ns2:textId="77777777">
+    <w:p>
       <w:pPr>
         <w:widowControl w:val="0"/>
         <w:pBdr>
@@ -15,120 +15,120 @@
         <w:spacing w:after="0" w:line="276" w:lineRule="auto"/>
       </w:pPr>
     </w:p>
-    <w:p ns2:paraId="1F06B188" ns2:textId="77777777">
+    <w:p>
       <w:r>
         <w:rPr>
           <w:noProof/>
         </w:rPr>
         <w:drawing>
-          <ns3:anchor distT="0" distB="0" distL="114300" distR="114300" simplePos="0" relativeHeight="251658240" behindDoc="0" locked="0" layoutInCell="1" hidden="0" allowOverlap="1" ns4:anchorId="7490E72F" ns4:editId="7601E0FE">
-            <ns3:simplePos x="0" y="0"/>
-            <ns3:positionH relativeFrom="column">
-              <ns3:posOffset>590550</ns3:posOffset>
-            </ns3:positionH>
-            <ns3:positionV relativeFrom="paragraph">
-              <ns3:posOffset>0</ns3:posOffset>
-            </ns3:positionV>
-            <ns3:extent cx="3373120" cy="2032000"/>
-            <ns3:effectExtent l="0" t="0" r="0" b="0"/>
-            <ns3:wrapSquare wrapText="bothSides" distT="0" distB="0" distL="114300" distR="114300"/>
-            <ns3:docPr id="1001" name="image5.jpg" descr="A logo with green leaves  AI-generated content may be incorrect."/>
-            <ns3:cNvGraphicFramePr/>
-            <ns5:graphic>
-              <ns5:graphicData uri="http://schemas.openxmlformats.org/drawingml/2006/picture">
-                <ns6:pic>
-                  <ns6:nvPicPr>
-                    <ns6:cNvPr id="0" name="image5.jpg" descr="A logo with green leaves  AI-generated content may be incorrect."/>
-                    <ns6:cNvPicPr preferRelativeResize="0"/>
-                  </ns6:nvPicPr>
-                  <ns6:blipFill>
-                    <ns5:blip ns7:embed="rId9"/>
-                    <ns5:srcRect/>
-                    <ns5:stretch>
-                      <ns5:fillRect/>
-                    </ns5:stretch>
-                  </ns6:blipFill>
-                  <ns6:spPr>
-                    <ns5:xfrm>
-                      <ns5:off x="0" y="0"/>
-                      <ns5:ext cx="3373120" cy="2032000"/>
-                    </ns5:xfrm>
-                    <ns5:prstGeom prst="rect">
-                      <ns5:avLst/>
-                    </ns5:prstGeom>
-                    <ns5:ln/>
-                  </ns6:spPr>
-                </ns6:pic>
-              </ns5:graphicData>
-            </ns5:graphic>
-          </ns3:anchor>
+          <wp:anchor distT="0" distB="0" distL="114300" distR="114300" simplePos="0" relativeHeight="251658240" behindDoc="0" locked="0" layoutInCell="1" hidden="0" allowOverlap="1" wp14:anchorId="7490E72F" wp14:editId="7601E0FE">
+            <wp:simplePos x="0" y="0"/>
+            <wp:positionH relativeFrom="column">
+              <wp:posOffset>590550</wp:posOffset>
+            </wp:positionH>
+            <wp:positionV relativeFrom="paragraph">
+              <wp:posOffset>0</wp:posOffset>
+            </wp:positionV>
+            <wp:extent cx="3373120" cy="2032000"/>
+            <wp:effectExtent l="0" t="0" r="0" b="0"/>
+            <wp:wrapSquare wrapText="bothSides" distT="0" distB="0" distL="114300" distR="114300"/>
+            <wp:docPr id="1001" name="image5.jpg" descr="A logo with green leaves  AI-generated content may be incorrect."/>
+            <wp:cNvGraphicFramePr/>
+            <a:graphic xmlns:a="http://schemas.openxmlformats.org/drawingml/2006/main">
+              <a:graphicData uri="http://schemas.openxmlformats.org/drawingml/2006/picture">
+                <pic:pic xmlns:pic="http://schemas.openxmlformats.org/drawingml/2006/picture">
+                  <pic:nvPicPr>
+                    <pic:cNvPr id="0" name="image5.jpg" descr="A logo with green leaves  AI-generated content may be incorrect."/>
+                    <pic:cNvPicPr preferRelativeResize="0"/>
+                  </pic:nvPicPr>
+                  <pic:blipFill>
+                    <a:blip r:embed="rId9"/>
+                    <a:srcRect/>
+                    <a:stretch>
+                      <a:fillRect/>
+                    </a:stretch>
+                  </pic:blipFill>
+                  <pic:spPr>
+                    <a:xfrm>
+                      <a:off x="0" y="0"/>
+                      <a:ext cx="3373120" cy="2032000"/>
+                    </a:xfrm>
+                    <a:prstGeom prst="rect">
+                      <a:avLst/>
+                    </a:prstGeom>
+                    <a:ln/>
+                  </pic:spPr>
+                </pic:pic>
+              </a:graphicData>
+            </a:graphic>
+          </wp:anchor>
         </w:drawing>
       </w:r>
     </w:p>
-    <w:p ns2:paraId="5ED55FDB" ns2:textId="77777777"/>
-    <w:p ns2:paraId="3ACB5044" ns2:textId="77777777"/>
-    <w:p ns2:paraId="24D31646" ns2:textId="77777777">
+    <w:p/>
+    <w:p/>
+    <w:p>
       <w:r>
         <w:rPr>
           <w:noProof/>
         </w:rPr>
         <w:drawing>
-          <ns3:anchor distT="0" distB="0" distL="114300" distR="114300" simplePos="0" relativeHeight="251659264" behindDoc="0" locked="0" layoutInCell="1" hidden="0" allowOverlap="1" ns4:anchorId="41217845" ns4:editId="3C0FBC9E">
-            <ns3:simplePos x="0" y="0"/>
-            <ns3:positionH relativeFrom="column">
-              <ns3:posOffset>2634615</ns3:posOffset>
-            </ns3:positionH>
-            <ns3:positionV relativeFrom="paragraph">
-              <ns3:posOffset>130810</ns3:posOffset>
-            </ns3:positionV>
-            <ns3:extent cx="2266950" cy="1295400"/>
-            <ns3:effectExtent l="0" t="0" r="0" b="0"/>
-            <ns3:wrapNone/>
-            <ns3:docPr id="1002" name="image1.png" descr="A black background with white text and brown lines  AI-generated content may be incorrect."/>
-            <ns3:cNvGraphicFramePr/>
-            <ns5:graphic>
-              <ns5:graphicData uri="http://schemas.openxmlformats.org/drawingml/2006/picture">
-                <ns6:pic>
-                  <ns6:nvPicPr>
-                    <ns6:cNvPr id="0" name="image1.png" descr="A black background with white text and brown lines  AI-generated content may be incorrect."/>
-                    <ns6:cNvPicPr preferRelativeResize="0"/>
-                  </ns6:nvPicPr>
-                  <ns6:blipFill>
-                    <ns5:blip ns7:embed="rId10"/>
-                    <ns5:srcRect/>
-                    <ns5:stretch>
-                      <ns5:fillRect/>
-                    </ns5:stretch>
-                  </ns6:blipFill>
-                  <ns6:spPr>
-                    <ns5:xfrm>
-                      <ns5:off x="0" y="0"/>
-                      <ns5:ext cx="2266950" cy="1295400"/>
-                    </ns5:xfrm>
-                    <ns5:prstGeom prst="rect">
-                      <ns5:avLst/>
-                    </ns5:prstGeom>
-                    <ns5:ln/>
-                  </ns6:spPr>
-                </ns6:pic>
-              </ns5:graphicData>
-            </ns5:graphic>
-          </ns3:anchor>
+          <wp:anchor distT="0" distB="0" distL="114300" distR="114300" simplePos="0" relativeHeight="251659264" behindDoc="0" locked="0" layoutInCell="1" hidden="0" allowOverlap="1" wp14:anchorId="41217845" wp14:editId="3C0FBC9E">
+            <wp:simplePos x="0" y="0"/>
+            <wp:positionH relativeFrom="column">
+              <wp:posOffset>2634615</wp:posOffset>
+            </wp:positionH>
+            <wp:positionV relativeFrom="paragraph">
+              <wp:posOffset>130810</wp:posOffset>
+            </wp:positionV>
+            <wp:extent cx="2266950" cy="1295400"/>
+            <wp:effectExtent l="0" t="0" r="0" b="0"/>
+            <wp:wrapNone/>
+            <wp:docPr id="1002" name="image1.png" descr="A black background with white text and brown lines  AI-generated content may be incorrect."/>
+            <wp:cNvGraphicFramePr/>
+            <a:graphic xmlns:a="http://schemas.openxmlformats.org/drawingml/2006/main">
+              <a:graphicData uri="http://schemas.openxmlformats.org/drawingml/2006/picture">
+                <pic:pic xmlns:pic="http://schemas.openxmlformats.org/drawingml/2006/picture">
+                  <pic:nvPicPr>
+                    <pic:cNvPr id="0" name="image1.png" descr="A black background with white text and brown lines  AI-generated content may be incorrect."/>
+                    <pic:cNvPicPr preferRelativeResize="0"/>
+                  </pic:nvPicPr>
+                  <pic:blipFill>
+                    <a:blip r:embed="rId10"/>
+                    <a:srcRect/>
+                    <a:stretch>
+                      <a:fillRect/>
+                    </a:stretch>
+                  </pic:blipFill>
+                  <pic:spPr>
+                    <a:xfrm>
+                      <a:off x="0" y="0"/>
+                      <a:ext cx="2266950" cy="1295400"/>
+                    </a:xfrm>
+                    <a:prstGeom prst="rect">
+                      <a:avLst/>
+                    </a:prstGeom>
+                    <a:ln/>
+                  </pic:spPr>
+                </pic:pic>
+              </a:graphicData>
+            </a:graphic>
+          </wp:anchor>
         </w:drawing>
       </w:r>
     </w:p>
-    <w:p ns2:paraId="510A3F8A" ns2:textId="77777777"/>
-    <w:p ns2:paraId="11346F3F" ns2:textId="77777777"/>
-    <w:p ns2:paraId="239C7CC2" ns2:textId="77777777"/>
-    <w:p ns2:paraId="456AF325" ns2:textId="77777777"/>
-    <w:p ns2:paraId="32FEB606" ns2:textId="77777777">
+    <w:p/>
+    <w:p/>
+    <w:p/>
+    <w:p/>
+    <w:p>
       <w:pPr>
         <w:jc w:val="right"/>
       </w:pPr>
     </w:p>
-    <w:p ns2:paraId="7099C703" ns2:textId="77777777"/>
-    <w:p ns2:paraId="5674BF31" ns2:textId="77777777"/>
-    <w:p ns2:paraId="57D79371" ns2:textId="77777777">
+    <w:p/>
+    <w:p/>
+    <w:p>
       <w:pPr>
         <w:rPr>
           <w:rFonts w:ascii="Liberation Sans Regular" w:eastAsia="Liberation Sans Regular" w:hAnsi="Liberation Sans Regular" w:cs="Liberation Sans Regular"/>
@@ -138,7 +138,7 @@
         </w:rPr>
       </w:pPr>
     </w:p>
-    <w:p ns2:paraId="04402B53" ns2:textId="77777777">
+    <w:p>
       <w:pPr>
         <w:ind w:left="993"/>
         <w:rPr>
@@ -158,7 +158,7 @@
         <w:t>Ficha técnica del modelo</w:t>
       </w:r>
     </w:p>
-    <w:p ns2:paraId="2CCAB764" ns2:textId="77777777">
+    <w:p>
       <w:pPr>
         <w:ind w:left="993"/>
         <w:rPr>
@@ -175,10 +175,10 @@
           <w:sz w:val="60"/>
           <w:szCs w:val="60"/>
         </w:rPr>
-        <w:t xml:space="preserve">a24 · dairy-spatial-price-forecast</w:t>
+        <w:t>a24 · dairy-spatial-price-forecast</w:t>
       </w:r>
     </w:p>
-    <w:p ns2:paraId="77EA3F8E" ns2:textId="77777777">
+    <w:p>
       <w:pPr>
         <w:shd w:val="clear" w:color="auto" w:fill="E3EFDD"/>
         <w:ind w:left="993" w:right="2267" w:firstLine="140"/>
@@ -196,10 +196,10 @@
           <w:sz w:val="44"/>
           <w:szCs w:val="44"/>
         </w:rPr>
-        <w:t xml:space="preserve">Especificación técnica para integración en la plataforma DatagIA</w:t>
+        <w:t>Especificación técnica para integración en la plataforma DatagIA</w:t>
       </w:r>
     </w:p>
-    <w:p ns2:paraId="70952EAF" ns2:textId="77777777">
+    <w:p>
       <w:pPr>
         <w:ind w:left="993"/>
         <w:rPr>
@@ -216,186 +216,75 @@
           <w:sz w:val="32"/>
           <w:szCs w:val="32"/>
         </w:rPr>
-        <w:t xml:space="preserve">Octubre 2026</w:t>
+        <w:t>Octubre 2026</w:t>
       </w:r>
     </w:p>
-    <w:p ns2:paraId="262CD268" ns2:textId="77777777">
+    <w:p>
       <w:r>
         <w:rPr>
           <w:noProof/>
         </w:rPr>
         <w:drawing>
-          <ns3:anchor distT="0" distB="0" distL="0" distR="0" simplePos="0" relativeHeight="251660288" behindDoc="1" locked="0" layoutInCell="1" hidden="0" allowOverlap="1" ns4:anchorId="42C3D32A" ns4:editId="6D88BCF5">
-            <ns3:simplePos x="0" y="0"/>
-            <ns3:positionH relativeFrom="margin">
-              <ns3:align>center</ns3:align>
-            </ns3:positionH>
-            <ns3:positionV relativeFrom="margin">
-              <ns3:align>center</ns3:align>
-            </ns3:positionV>
-            <ns3:extent cx="5397500" cy="5280025"/>
-            <ns3:effectExtent l="0" t="0" r="0" b="0"/>
-            <ns3:wrapNone/>
-            <ns3:docPr id="1003" name="image2.png"/>
-            <ns3:cNvGraphicFramePr/>
-            <ns5:graphic>
-              <ns5:graphicData uri="http://schemas.openxmlformats.org/drawingml/2006/picture">
-                <ns6:pic>
-                  <ns6:nvPicPr>
-                    <ns6:cNvPr id="0" name="image2.png"/>
-                    <ns6:cNvPicPr preferRelativeResize="0"/>
-                  </ns6:nvPicPr>
-                  <ns6:blipFill>
-                    <ns5:blip ns7:embed="rId11"/>
-                    <ns5:srcRect/>
-                    <ns5:stretch>
-                      <ns5:fillRect/>
-                    </ns5:stretch>
-                  </ns6:blipFill>
-                  <ns6:spPr>
-                    <ns5:xfrm>
-                      <ns5:off x="0" y="0"/>
-                      <ns5:ext cx="5397500" cy="5280025"/>
-                    </ns5:xfrm>
-                    <ns5:prstGeom prst="rect">
-                      <ns5:avLst/>
-                    </ns5:prstGeom>
-                    <ns5:ln/>
-                  </ns6:spPr>
-                </ns6:pic>
-              </ns5:graphicData>
-            </ns5:graphic>
-          </ns3:anchor>
+          <wp:anchor distT="0" distB="0" distL="0" distR="0" simplePos="0" relativeHeight="251660288" behindDoc="1" locked="0" layoutInCell="1" hidden="0" allowOverlap="1" wp14:anchorId="42C3D32A" wp14:editId="6D88BCF5">
+            <wp:simplePos x="0" y="0"/>
+            <wp:positionH relativeFrom="margin">
+              <wp:align>center</wp:align>
+            </wp:positionH>
+            <wp:positionV relativeFrom="margin">
+              <wp:align>center</wp:align>
+            </wp:positionV>
+            <wp:extent cx="5397500" cy="5280025"/>
+            <wp:effectExtent l="0" t="0" r="0" b="0"/>
+            <wp:wrapNone/>
+            <wp:docPr id="1003" name="image2.png"/>
+            <wp:cNvGraphicFramePr/>
+            <a:graphic xmlns:a="http://schemas.openxmlformats.org/drawingml/2006/main">
+              <a:graphicData uri="http://schemas.openxmlformats.org/drawingml/2006/picture">
+                <pic:pic xmlns:pic="http://schemas.openxmlformats.org/drawingml/2006/picture">
+                  <pic:nvPicPr>
+                    <pic:cNvPr id="0" name="image2.png"/>
+                    <pic:cNvPicPr preferRelativeResize="0"/>
+                  </pic:nvPicPr>
+                  <pic:blipFill>
+                    <a:blip r:embed="rId11"/>
+                    <a:srcRect/>
+                    <a:stretch>
+                      <a:fillRect/>
+                    </a:stretch>
+                  </pic:blipFill>
+                  <pic:spPr>
+                    <a:xfrm>
+                      <a:off x="0" y="0"/>
+                      <a:ext cx="5397500" cy="5280025"/>
+                    </a:xfrm>
+                    <a:prstGeom prst="rect">
+                      <a:avLst/>
+                    </a:prstGeom>
+                    <a:ln/>
+                  </pic:spPr>
+                </pic:pic>
+              </a:graphicData>
+            </a:graphic>
+          </wp:anchor>
         </w:drawing>
       </w:r>
       <w:r>
         <w:br w:type="page"/>
       </w:r>
     </w:p>
-    <w:p ns2:paraId="2090A9BD" ns2:textId="77777777"/>
-    <w:p ns2:paraId="49E44998" ns2:textId="77777777"/>
-    <w:p ns2:paraId="3C91F572" ns2:textId="77777777">
+    <w:p>
       <w:pPr>
-        <w:rPr>
-          <w:rFonts w:ascii="Liberalisation sans narrow" w:eastAsia="Liberalisation sans narrow" w:hAnsi="Liberalisation sans narrow" w:cs="Liberalisation sans narrow"/>
-          <w:b/>
-          <w:bCs/>
-        </w:rPr>
-      </w:pPr>
-    </w:p>
-    <w:p ns2:paraId="4681F6B2" ns2:textId="77777777">
-      <w:pPr>
-        <w:keepLines/>
-        <w:spacing w:before="120" w:after="120" w:line="276" w:lineRule="auto"/>
-        <w:jc w:val="both"/>
-        <w:rPr>
-          <w:rFonts w:ascii="Liberalisation sans narrow" w:eastAsia="Liberalisation sans narrow" w:hAnsi="Liberalisation sans narrow" w:cs="Liberalisation sans narrow"/>
-        </w:rPr>
-      </w:pPr>
-      <w:r>
-        <w:br w:type="page"/>
-      </w:r>
-    </w:p>
-    <w:p ns2:paraId="02E1F42B" ns2:textId="77777777">
-      <w:pPr>
-        <w:keepLines/>
-        <w:spacing w:before="120" w:after="120" w:line="276" w:lineRule="auto"/>
-        <w:jc w:val="both"/>
-        <w:rPr>
-          <w:rFonts w:ascii="Liberalisation sans narrow" w:eastAsia="Liberalisation sans narrow" w:hAnsi="Liberalisation sans narrow" w:cs="Liberalisation sans narrow"/>
-        </w:rPr>
-      </w:pPr>
-    </w:p>
-    <w:p ns2:paraId="3160BF82" ns2:textId="77777777">
-      <w:pPr>
-        <w:keepLines/>
-        <w:spacing w:before="120" w:after="120" w:line="276" w:lineRule="auto"/>
-        <w:jc w:val="both"/>
-        <w:rPr>
-          <w:rFonts w:ascii="Liberalisation sans narrow" w:eastAsia="Liberalisation sans narrow" w:hAnsi="Liberalisation sans narrow" w:cs="Liberalisation sans narrow"/>
-        </w:rPr>
-      </w:pPr>
-    </w:p>
-    <w:p ns2:paraId="7108173E" ns2:textId="6E1C69EF">
-      <w:pPr>
-        <w:pBdr>
-          <w:top w:val="nil"/>
-          <w:left w:val="nil"/>
-          <w:bottom w:val="nil"/>
-          <w:right w:val="nil"/>
-          <w:between w:val="nil"/>
-        </w:pBdr>
-        <w:tabs>
-          <w:tab w:val="right" w:leader="dot" w:pos="8494"/>
-        </w:tabs>
-        <w:spacing w:after="100"/>
-      </w:pPr>
-    </w:p>
-    <w:p ns2:paraId="208779DB" ns2:textId="0AFB4AE3">
-      <w:pPr>
-        <w:rPr>
-          <w:rFonts w:ascii="Liberalisation sans narrow" w:eastAsia="Liberalisation sans narrow" w:hAnsi="Liberalisation sans narrow" w:cs="Liberalisation sans narrow"/>
-          <w:color w:val="203441"/>
-        </w:rPr>
-      </w:pPr>
-      <w:r>
-        <w:br w:type="page"/>
-      </w:r>
-      <w:bookmarkStart w:id="0" w:name="_heading=h.33jjin156j5n" w:colFirst="0" w:colLast="0"/>
-      <w:bookmarkEnd w:id="0"/>
-    </w:p>
-    <w:p ns2:paraId="162D2D39" ns2:textId="3B463319">
-      <w:pPr>
-        <w:rPr>
-          <w:rFonts w:ascii="Liberation sans narrow" w:eastAsia="Liberation sans narrow" w:hAnsi="Liberation sans narrow" w:cs="Liberation sans narrow"/>
-        </w:rPr>
-      </w:pPr>
-      <w:r>
-        <w:rPr>
-          <w:rFonts w:ascii="Liberation sans narrow" w:eastAsia="Liberation sans narrow" w:hAnsi="Liberation sans narrow" w:cs="Liberation sans narrow"/>
-        </w:rPr>
-        <w:fldChar w:fldCharType="end"/>
-      </w:r>
-    </w:p>
-    <w:p ns2:paraId="71B34098" ns2:textId="08771405">
-      <w:pPr>
-        <w:pBdr>
-          <w:top w:val="nil"/>
-          <w:left w:val="nil"/>
-          <w:bottom w:val="nil"/>
-          <w:right w:val="nil"/>
-          <w:between w:val="nil"/>
-        </w:pBdr>
-        <w:spacing w:before="120" w:after="120" w:line="240" w:lineRule="auto"/>
-        <w:jc w:val="both"/>
-        <w:rPr>
-          <w:rFonts w:ascii="Liberation sans narrow" w:eastAsia="Liberation sans narrow" w:hAnsi="Liberation sans narrow" w:cs="Liberation sans narrow"/>
-          <w:color w:val="739A8A"/>
-        </w:rPr>
-      </w:pPr>
-    </w:p>
-    <w:p ns2:paraId="6D9B2421" ns2:textId="6574B031">
-      <w:pPr>
-        <w:rPr>
-          <w:rFonts w:ascii="Liberation sans narrow" w:eastAsia="Liberation sans narrow" w:hAnsi="Liberation sans narrow" w:cs="Liberation sans narrow"/>
-          <w:color w:val="203441"/>
-        </w:rPr>
-      </w:pPr>
-      <w:r>
-        <w:br w:type="page"/>
-      </w:r>
-    </w:p>
-    <w:p ns2:paraId="73C6066A" ns2:textId="77777777">
-      <w:pPr>
-        <w:pStyle w:val="Ttulo1"/>
+        <w:pStyle w:val="Heading1"/>
         <w:jc w:val="left"/>
       </w:pPr>
-      <w:bookmarkStart w:id="6" w:name="_Toc233977723"/>
+      <w:bookmarkStart w:id="0" w:name="_heading=h.33jjin156j5n" w:colFirst="0" w:colLast="0"/>
+      <w:bookmarkStart w:id="1" w:name="_Toc233977723"/>
+      <w:bookmarkEnd w:id="0"/>
       <w:r>
         <w:lastRenderedPageBreak/>
         <w:t>1. Información general del modelo</w:t>
       </w:r>
-      <w:bookmarkEnd w:id="6"/>
+      <w:bookmarkEnd w:id="1"/>
     </w:p>
     <w:tbl>
       <w:tblPr>
@@ -416,7 +305,7 @@
         <w:gridCol w:w="2800"/>
         <w:gridCol w:w="6560"/>
       </w:tblGrid>
-      <w:tr ns2:paraId="1AB946D2" ns2:textId="77777777">
+      <w:tr>
         <w:tc>
           <w:tcPr>
             <w:tcW w:w="2800" w:type="dxa"/>
@@ -434,7 +323,7 @@
               <w:right w:w="120" w:type="dxa"/>
             </w:tcMar>
           </w:tcPr>
-          <w:p ns2:paraId="0EF0F73D" ns2:textId="77777777">
+          <w:p>
             <w:r>
               <w:rPr>
                 <w:b/>
@@ -464,14 +353,22 @@
               <w:right w:w="120" w:type="dxa"/>
             </w:tcMar>
           </w:tcPr>
-          <w:p ns2:paraId="4D4993D6" ns2:textId="77777777">
-            <w:r>
-              <w:t xml:space="preserve">ml24-dairy-spatial-price-forecast</w:t>
+          <w:p>
+            <w:pPr>
+              <w:rPr>
+                <w:lang w:val="en-US"/>
+              </w:rPr>
+            </w:pPr>
+            <w:r>
+              <w:rPr>
+                <w:lang w:val="en-US"/>
+              </w:rPr>
+              <w:t>ml24-dairy-spatial-price-forecast</w:t>
             </w:r>
           </w:p>
         </w:tc>
       </w:tr>
-      <w:tr ns2:paraId="2B5210AD" ns2:textId="77777777">
+      <w:tr>
         <w:tc>
           <w:tcPr>
             <w:tcW w:w="2800" w:type="dxa"/>
@@ -489,7 +386,7 @@
               <w:right w:w="120" w:type="dxa"/>
             </w:tcMar>
           </w:tcPr>
-          <w:p ns2:paraId="50DEA41B" ns2:textId="77777777">
+          <w:p>
             <w:r>
               <w:rPr>
                 <w:b/>
@@ -519,14 +416,14 @@
               <w:right w:w="120" w:type="dxa"/>
             </w:tcMar>
           </w:tcPr>
-          <w:p ns2:paraId="084A7408" ns2:textId="77777777">
-            <w:r>
-              <w:t xml:space="preserve">1.0.0</w:t>
+          <w:p>
+            <w:r>
+              <w:t>1.0.0</w:t>
             </w:r>
           </w:p>
         </w:tc>
       </w:tr>
-      <w:tr ns2:paraId="02B4508D" ns2:textId="77777777">
+      <w:tr>
         <w:tc>
           <w:tcPr>
             <w:tcW w:w="2800" w:type="dxa"/>
@@ -544,7 +441,7 @@
               <w:right w:w="120" w:type="dxa"/>
             </w:tcMar>
           </w:tcPr>
-          <w:p ns2:paraId="0656986A" ns2:textId="77777777">
+          <w:p>
             <w:r>
               <w:rPr>
                 <w:b/>
@@ -574,14 +471,14 @@
               <w:right w:w="120" w:type="dxa"/>
             </w:tcMar>
           </w:tcPr>
-          <w:p ns2:paraId="4321CCA3" ns2:textId="77777777">
-            <w:r>
-              <w:t xml:space="preserve">Modelo de predicción espacio-temporal del precio medio mensual de la leche líquida (TOTAL LECHE LIQUIDA, EUR/kg o litro, panel de consumo en hogares del MAPA) en las 17 Comunidades Autónomas, a 1, 3 y 6 meses vista. Combina un baseline calibrado entre persistencia (t-1) y estacionalidad (t-12) con un CatBoostRegressor por horizonte que usa señales espaciales ponderadas por fronteras y exógenas del mercado lácteo europeo.</w:t>
+          <w:p>
+            <w:r>
+              <w:t>Modelo de predicción espacio-temporal del precio medio mensual de la leche líquida (TOTAL LECHE LIQUIDA, EUR/kg o litro, panel de consumo en hogares del MAPA) en las 17 Comunidades Autónomas, a 1, 3 y 6 meses vista. Combina un baseline calibrado entre persistencia (t-1) y estacionalidad (t-12) con un CatBoostRegressor por horizonte que usa señales espaciales ponderadas por fronteras y exógenas del mercado lácteo europeo.</w:t>
             </w:r>
           </w:p>
         </w:tc>
       </w:tr>
-      <w:tr ns2:paraId="6EFECFCA" ns2:textId="77777777">
+      <w:tr>
         <w:tc>
           <w:tcPr>
             <w:tcW w:w="2800" w:type="dxa"/>
@@ -599,7 +496,7 @@
               <w:right w:w="120" w:type="dxa"/>
             </w:tcMar>
           </w:tcPr>
-          <w:p ns2:paraId="5A82E1B3" ns2:textId="77777777">
+          <w:p>
             <w:r>
               <w:rPr>
                 <w:b/>
@@ -629,14 +526,14 @@
               <w:right w:w="120" w:type="dxa"/>
             </w:tcMar>
           </w:tcPr>
-          <w:p ns2:paraId="6A197DDF" ns2:textId="77777777">
-            <w:r>
-              <w:t xml:space="preserve">Regresión de serie temporal espacial (panel 17 CCAA), multihorizonte directo h = 1, 3 y 6 meses</w:t>
+          <w:p>
+            <w:r>
+              <w:t>Regresión de serie temporal espacial (panel 17 CCAA), multihorizonte directo h = 1, 3 y 6 meses</w:t>
             </w:r>
           </w:p>
         </w:tc>
       </w:tr>
-      <w:tr ns2:paraId="51B3BC95" ns2:textId="77777777">
+      <w:tr>
         <w:tc>
           <w:tcPr>
             <w:tcW w:w="2800" w:type="dxa"/>
@@ -654,7 +551,7 @@
               <w:right w:w="120" w:type="dxa"/>
             </w:tcMar>
           </w:tcPr>
-          <w:p ns2:paraId="40767B48" ns2:textId="77777777">
+          <w:p>
             <w:r>
               <w:rPr>
                 <w:b/>
@@ -684,14 +581,14 @@
               <w:right w:w="120" w:type="dxa"/>
             </w:tcMar>
           </w:tcPr>
-          <w:p ns2:paraId="1C645F96" ns2:textId="77777777">
-            <w:r>
-              <w:t xml:space="preserve">CatBoost 1.2.10 (CatBoostRegressor, MAE, 300 iteraciones, profundidad 2, lr 0,02, l2 100); pandas / numpy; scikit-learn solo para MAE</w:t>
+          <w:p>
+            <w:r>
+              <w:t>CatBoost 1.2.10 (CatBoostRegressor, MAE, 300 iteraciones, profundidad 2, lr 0,02, l2 100); pandas / numpy; scikit-learn solo para MAE</w:t>
             </w:r>
           </w:p>
         </w:tc>
       </w:tr>
-      <w:tr ns2:paraId="4C8DFFDF" ns2:textId="77777777">
+      <w:tr>
         <w:tc>
           <w:tcPr>
             <w:tcW w:w="2800" w:type="dxa"/>
@@ -709,7 +606,7 @@
               <w:right w:w="120" w:type="dxa"/>
             </w:tcMar>
           </w:tcPr>
-          <w:p ns2:paraId="775677B8" ns2:textId="77777777">
+          <w:p>
             <w:r>
               <w:rPr>
                 <w:b/>
@@ -739,14 +636,14 @@
               <w:right w:w="120" w:type="dxa"/>
             </w:tcMar>
           </w:tcPr>
-          <w:p ns2:paraId="4B3BB4A5" ns2:textId="77777777">
-            <w:r>
-              <w:t xml:space="preserve">spatial_price_model_h{1,3,6}.cbm + spatial_price_model_h{1,3,6}_metadata.json + model_manifest.json; datos de referencia: series_consumo_lacteos_ccaa.csv, ccaa_border_percentage_matrix.csv, input_costs_monthly.csv</w:t>
+          <w:p>
+            <w:r>
+              <w:t>spatial_price_model_h{1,3,6}.cbm + spatial_price_model_h{1,3,6}_metadata.json + model_manifest.json; datos de referencia: series_consumo_lacteos_ccaa.csv, ccaa_border_percentage_matrix.csv, input_costs_monthly.csv</w:t>
             </w:r>
           </w:p>
         </w:tc>
       </w:tr>
-      <w:tr ns2:paraId="3C91287B" ns2:textId="77777777">
+      <w:tr>
         <w:tc>
           <w:tcPr>
             <w:tcW w:w="2800" w:type="dxa"/>
@@ -764,7 +661,7 @@
               <w:right w:w="120" w:type="dxa"/>
             </w:tcMar>
           </w:tcPr>
-          <w:p ns2:paraId="7E9DF75B" ns2:textId="77777777">
+          <w:p>
             <w:r>
               <w:rPr>
                 <w:b/>
@@ -794,14 +691,14 @@
               <w:right w:w="120" w:type="dxa"/>
             </w:tcMar>
           </w:tcPr>
-          <w:p ns2:paraId="0D276D1A" ns2:textId="77777777">
-            <w:r>
-              <w:t xml:space="preserve">Anticipar la evolución del precio medio de la leche líquida por Comunidad Autónoma a corto (1 mes), medio (3 meses) y largo plazo (6 meses) para apoyar las decisiones de compras, cadena de suministro y planificación territorial del caso de uso CU12. KPI de negocio: exactitud (100 - sMAPE) &gt;= 80 %.</w:t>
+          <w:p>
+            <w:r>
+              <w:t>Anticipar la evolución del precio medio de la leche líquida por Comunidad Autónoma a corto (1 mes), medio (3 meses) y largo plazo (6 meses) para apoyar las decisiones de compras, cadena de suministro y planificación territorial del caso de uso CU12. KPI de negocio: exactitud (100 - sMAPE) &gt;= 80 %.</w:t>
             </w:r>
           </w:p>
         </w:tc>
       </w:tr>
-      <w:tr ns2:paraId="09F81BAA" ns2:textId="77777777">
+      <w:tr>
         <w:tc>
           <w:tcPr>
             <w:tcW w:w="2800" w:type="dxa"/>
@@ -819,7 +716,7 @@
               <w:right w:w="120" w:type="dxa"/>
             </w:tcMar>
           </w:tcPr>
-          <w:p ns2:paraId="27CACCB4" ns2:textId="77777777">
+          <w:p>
             <w:r>
               <w:rPr>
                 <w:b/>
@@ -849,20 +746,23 @@
               <w:right w:w="120" w:type="dxa"/>
             </w:tcMar>
           </w:tcPr>
-          <w:p ns2:paraId="2A1BDCF3" ns2:textId="77777777">
-            <w:r>
-              <w:t xml:space="preserve">Inferencia batch mensual. Modo inline: sin datos, predice desde la serie MAPA de referencia del artefacto (opcionalmente filtrando CCAA, horizontes o cortando la serie en as_of_period para backtesting). Modo batch: CSV largo con el formato de series_consumo_lacteos_ccaa.csv; devuelve 17 CCAA x 3 horizontes. Cada fila incluye y_pred, el baseline calibrado, las persistencias y la frescura de las fuentes (desfase MAPA y exógenas). /train reentrena los tres horizontes con el procedimiento original y guarda el modelo solo en MLflow.</w:t>
+          <w:p>
+            <w:r>
+              <w:t>Inferencia batch mensual. Modo inline: sin datos, predice desde la serie MAPA de referencia del artefacto (opcionalmente filtrando CCAA, horizontes o cortando la serie en as_of_period para backtesting). Modo batch: CSV largo con el formato de series_consumo_lacteos_ccaa.csv; devuelve 17 CCAA x 3 horizontes. Cada fila incluye y_pred, el baseline calibrado, las persistencias y la frescura de las fuentes (desfase MAPA y exógenas). /train reentrena los tres horizontes con el procedimiento original y guarda el m</w:t>
+            </w:r>
+            <w:r>
+              <w:t>odelo solo en MLflow.</w:t>
             </w:r>
           </w:p>
         </w:tc>
       </w:tr>
     </w:tbl>
-    <w:p ns2:paraId="0E4A03E1" ns2:textId="164C9CA4">
+    <w:p>
       <w:pPr>
-        <w:pStyle w:val="Descripcin"/>
+        <w:pStyle w:val="Caption"/>
         <w:jc w:val="center"/>
       </w:pPr>
-      <w:bookmarkStart w:id="7" w:name="_Toc233977640"/>
+      <w:bookmarkStart w:id="2" w:name="_Toc233977640"/>
       <w:r>
         <w:t xml:space="preserve">Tabla </w:t>
       </w:r>
@@ -877,18 +777,19 @@
       <w:r>
         <w:t xml:space="preserve"> Información general del modelo</w:t>
       </w:r>
-      <w:bookmarkEnd w:id="7"/>
+      <w:bookmarkEnd w:id="2"/>
     </w:p>
-    <w:p ns2:paraId="48838E47" ns2:textId="77777777">
+    <w:p>
       <w:pPr>
-        <w:pStyle w:val="Ttulo1"/>
+        <w:pStyle w:val="Heading1"/>
         <w:jc w:val="left"/>
       </w:pPr>
-      <w:bookmarkStart w:id="8" w:name="_Toc233977724"/>
+      <w:bookmarkStart w:id="3" w:name="_Toc233977724"/>
       <w:r>
+        <w:lastRenderedPageBreak/>
         <w:t>2. Campos de entrada (inputs)</w:t>
       </w:r>
-      <w:bookmarkEnd w:id="8"/>
+      <w:bookmarkEnd w:id="3"/>
     </w:p>
     <w:tbl>
       <w:tblPr>
@@ -912,7 +813,7 @@
         <w:gridCol w:w="1307"/>
         <w:gridCol w:w="1447"/>
       </w:tblGrid>
-      <w:tr ns2:paraId="71F932B9" ns2:textId="77777777">
+      <w:tr>
         <w:trPr>
           <w:tblHeader/>
         </w:trPr>
@@ -933,7 +834,7 @@
               <w:right w:w="120" w:type="dxa"/>
             </w:tcMar>
           </w:tcPr>
-          <w:p ns2:paraId="79F614D4" ns2:textId="77777777">
+          <w:p>
             <w:r>
               <w:rPr>
                 <w:b/>
@@ -963,7 +864,7 @@
               <w:right w:w="120" w:type="dxa"/>
             </w:tcMar>
           </w:tcPr>
-          <w:p ns2:paraId="7089FD74" ns2:textId="77777777">
+          <w:p>
             <w:r>
               <w:rPr>
                 <w:b/>
@@ -993,7 +894,7 @@
               <w:right w:w="120" w:type="dxa"/>
             </w:tcMar>
           </w:tcPr>
-          <w:p ns2:paraId="78CD2F77" ns2:textId="77777777">
+          <w:p>
             <w:r>
               <w:rPr>
                 <w:b/>
@@ -1023,7 +924,7 @@
               <w:right w:w="120" w:type="dxa"/>
             </w:tcMar>
           </w:tcPr>
-          <w:p ns2:paraId="72A2F0D2" ns2:textId="77777777">
+          <w:p>
             <w:r>
               <w:rPr>
                 <w:b/>
@@ -1053,7 +954,7 @@
               <w:right w:w="120" w:type="dxa"/>
             </w:tcMar>
           </w:tcPr>
-          <w:p ns2:paraId="6FFDAD95" ns2:textId="77777777">
+          <w:p>
             <w:r>
               <w:rPr>
                 <w:b/>
@@ -1067,7 +968,7 @@
           </w:p>
         </w:tc>
       </w:tr>
-      <w:tr ns2:paraId="5943B210" ns2:textId="77777777">
+      <w:tr>
         <w:tc>
           <w:tcPr>
             <w:tcW w:w="2167" w:type="dxa"/>
@@ -1085,9 +986,9 @@
               <w:right w:w="120" w:type="dxa"/>
             </w:tcMar>
           </w:tcPr>
-          <w:p ns2:paraId="274456BA" ns2:textId="77777777">
-            <w:r>
-              <w:t xml:space="preserve">ccaa (inline)</w:t>
+          <w:p>
+            <w:r>
+              <w:t>ccaa (inline)</w:t>
             </w:r>
           </w:p>
         </w:tc>
@@ -1108,9 +1009,9 @@
               <w:right w:w="120" w:type="dxa"/>
             </w:tcMar>
           </w:tcPr>
-          <w:p ns2:paraId="03BFE475" ns2:textId="77777777">
-            <w:r>
-              <w:t xml:space="preserve">list[str]</w:t>
+          <w:p>
+            <w:r>
+              <w:t>list[str]</w:t>
             </w:r>
           </w:p>
         </w:tc>
@@ -1131,9 +1032,9 @@
               <w:right w:w="120" w:type="dxa"/>
             </w:tcMar>
           </w:tcPr>
-          <w:p ns2:paraId="73AC0988" ns2:textId="77777777">
-            <w:r>
-              <w:t xml:space="preserve">Códigos de 3 letras (AND, ARA, NAV, CAN, CTB, CLM, CYL, CAT, MAD, VAL, EXT, GAL, BAL, RIO, PVA, AST, MUR) o nombre oficial. ESP/T.ESPANA no se sirve</w:t>
+          <w:p>
+            <w:r>
+              <w:t>Códigos de 3 letras (AND, ARA, NAV, CAN, CTB, CLM, CYL, CAT, MAD, VAL, EXT, GAL, BAL, RIO, PVA, AST, MUR) o nombre oficial. ESP/T.ESPANA no se sirve</w:t>
             </w:r>
           </w:p>
         </w:tc>
@@ -1154,9 +1055,9 @@
               <w:right w:w="120" w:type="dxa"/>
             </w:tcMar>
           </w:tcPr>
-          <w:p ns2:paraId="29F6ACFB" ns2:textId="77777777">
-            <w:r>
-              <w:t xml:space="preserve">No</w:t>
+          <w:p>
+            <w:r>
+              <w:t>No</w:t>
             </w:r>
           </w:p>
         </w:tc>
@@ -1177,14 +1078,14 @@
               <w:right w:w="120" w:type="dxa"/>
             </w:tcMar>
           </w:tcPr>
-          <w:p ns2:paraId="7756D559" ns2:textId="77777777">
-            <w:r>
-              <w:t xml:space="preserve">las 17 CCAA</w:t>
+          <w:p>
+            <w:r>
+              <w:t>las 17 CCAA</w:t>
             </w:r>
           </w:p>
         </w:tc>
       </w:tr>
-      <w:tr ns2:paraId="5943B210" ns2:textId="77777777">
+      <w:tr>
         <w:tc>
           <w:tcPr>
             <w:tcW w:w="2167" w:type="dxa"/>
@@ -1202,9 +1103,9 @@
               <w:right w:w="120" w:type="dxa"/>
             </w:tcMar>
           </w:tcPr>
-          <w:p ns2:paraId="274456BA" ns2:textId="77777777">
-            <w:r>
-              <w:t xml:space="preserve">horizons (inline)</w:t>
+          <w:p>
+            <w:r>
+              <w:t>horizons (inline)</w:t>
             </w:r>
           </w:p>
         </w:tc>
@@ -1225,9 +1126,9 @@
               <w:right w:w="120" w:type="dxa"/>
             </w:tcMar>
           </w:tcPr>
-          <w:p ns2:paraId="03BFE475" ns2:textId="77777777">
-            <w:r>
-              <w:t xml:space="preserve">list[int]</w:t>
+          <w:p>
+            <w:r>
+              <w:t>list[int]</w:t>
             </w:r>
           </w:p>
         </w:tc>
@@ -1248,9 +1149,9 @@
               <w:right w:w="120" w:type="dxa"/>
             </w:tcMar>
           </w:tcPr>
-          <w:p ns2:paraId="73AC0988" ns2:textId="77777777">
-            <w:r>
-              <w:t xml:space="preserve">Horizontes a devolver: 1, 3 y/o 6 meses (únicos oficiales)</w:t>
+          <w:p>
+            <w:r>
+              <w:t>Horizontes a devolver: 1, 3 y/o 6 meses (únicos oficiales)</w:t>
             </w:r>
           </w:p>
         </w:tc>
@@ -1271,9 +1172,9 @@
               <w:right w:w="120" w:type="dxa"/>
             </w:tcMar>
           </w:tcPr>
-          <w:p ns2:paraId="29F6ACFB" ns2:textId="77777777">
-            <w:r>
-              <w:t xml:space="preserve">No</w:t>
+          <w:p>
+            <w:r>
+              <w:t>No</w:t>
             </w:r>
           </w:p>
         </w:tc>
@@ -1294,14 +1195,14 @@
               <w:right w:w="120" w:type="dxa"/>
             </w:tcMar>
           </w:tcPr>
-          <w:p ns2:paraId="7756D559" ns2:textId="77777777">
-            <w:r>
-              <w:t xml:space="preserve">[1, 3, 6]</w:t>
+          <w:p>
+            <w:r>
+              <w:t>[1, 3, 6]</w:t>
             </w:r>
           </w:p>
         </w:tc>
       </w:tr>
-      <w:tr ns2:paraId="5943B210" ns2:textId="77777777">
+      <w:tr>
         <w:tc>
           <w:tcPr>
             <w:tcW w:w="2167" w:type="dxa"/>
@@ -1319,9 +1220,9 @@
               <w:right w:w="120" w:type="dxa"/>
             </w:tcMar>
           </w:tcPr>
-          <w:p ns2:paraId="274456BA" ns2:textId="77777777">
-            <w:r>
-              <w:t xml:space="preserve">as_of_period (inline)</w:t>
+          <w:p>
+            <w:r>
+              <w:t>as_of_period (inline)</w:t>
             </w:r>
           </w:p>
         </w:tc>
@@ -1342,9 +1243,9 @@
               <w:right w:w="120" w:type="dxa"/>
             </w:tcMar>
           </w:tcPr>
-          <w:p ns2:paraId="03BFE475" ns2:textId="77777777">
-            <w:r>
-              <w:t xml:space="preserve">str YYYY-MM</w:t>
+          <w:p>
+            <w:r>
+              <w:t>str YYYY-MM</w:t>
             </w:r>
           </w:p>
         </w:tc>
@@ -1365,9 +1266,9 @@
               <w:right w:w="120" w:type="dxa"/>
             </w:tcMar>
           </w:tcPr>
-          <w:p ns2:paraId="73AC0988" ns2:textId="77777777">
-            <w:r>
-              <w:t xml:space="preserve">Corta la serie de referencia en ese mes (equivale a un --input truncado); para backtesting</w:t>
+          <w:p>
+            <w:r>
+              <w:t>Corta la serie de referencia en ese mes (equivale a un --input truncado); para backtesting</w:t>
             </w:r>
           </w:p>
         </w:tc>
@@ -1388,9 +1289,9 @@
               <w:right w:w="120" w:type="dxa"/>
             </w:tcMar>
           </w:tcPr>
-          <w:p ns2:paraId="29F6ACFB" ns2:textId="77777777">
-            <w:r>
-              <w:t xml:space="preserve">No</w:t>
+          <w:p>
+            <w:r>
+              <w:t>No</w:t>
             </w:r>
           </w:p>
         </w:tc>
@@ -1411,14 +1312,14 @@
               <w:right w:w="120" w:type="dxa"/>
             </w:tcMar>
           </w:tcPr>
-          <w:p ns2:paraId="7756D559" ns2:textId="77777777">
-            <w:r>
-              <w:t xml:space="preserve">último mes disponible (2026-06)</w:t>
+          <w:p>
+            <w:r>
+              <w:t>último mes disponible (2026-06)</w:t>
             </w:r>
           </w:p>
         </w:tc>
       </w:tr>
-      <w:tr ns2:paraId="5943B210" ns2:textId="77777777">
+      <w:tr>
         <w:tc>
           <w:tcPr>
             <w:tcW w:w="2167" w:type="dxa"/>
@@ -1436,9 +1337,9 @@
               <w:right w:w="120" w:type="dxa"/>
             </w:tcMar>
           </w:tcPr>
-          <w:p ns2:paraId="274456BA" ns2:textId="77777777">
-            <w:r>
-              <w:t xml:space="preserve">data_path (batch)</w:t>
+          <w:p>
+            <w:r>
+              <w:t>data_path (batch)</w:t>
             </w:r>
           </w:p>
         </w:tc>
@@ -1459,9 +1360,9 @@
               <w:right w:w="120" w:type="dxa"/>
             </w:tcMar>
           </w:tcPr>
-          <w:p ns2:paraId="03BFE475" ns2:textId="77777777">
-            <w:r>
-              <w:t xml:space="preserve">str (ruta local o s3://)</w:t>
+          <w:p>
+            <w:r>
+              <w:t>str (ruta local o s3://)</w:t>
             </w:r>
           </w:p>
         </w:tc>
@@ -1482,9 +1383,9 @@
               <w:right w:w="120" w:type="dxa"/>
             </w:tcMar>
           </w:tcPr>
-          <w:p ns2:paraId="73AC0988" ns2:textId="77777777">
-            <w:r>
-              <w:t xml:space="preserve">CSV largo con anio, mes, ccaa, producto, metrica, valor, es_reconstruido; TOTAL LECHE LIQUIDA con 'PRECIO MEDIO kg o litros' + LECHE ESTERILIZADA/ENTERA/DESNATADA/SEMIDESNATAD; &gt;= 13 meses por CCAA</w:t>
+          <w:p>
+            <w:r>
+              <w:t>CSV largo con anio, mes, ccaa, producto, metrica, valor, es_reconstruido; TOTAL LECHE LIQUIDA con 'PRECIO MEDIO kg o litros' + LECHE ESTERILIZADA/ENTERA/DESNATADA/SEMIDESNATAD; &gt;= 13 meses por CCAA</w:t>
             </w:r>
           </w:p>
         </w:tc>
@@ -1505,9 +1406,9 @@
               <w:right w:w="120" w:type="dxa"/>
             </w:tcMar>
           </w:tcPr>
-          <w:p ns2:paraId="29F6ACFB" ns2:textId="77777777">
-            <w:r>
-              <w:t xml:space="preserve">Sí (batch)</w:t>
+          <w:p>
+            <w:r>
+              <w:t>Sí (batch)</w:t>
             </w:r>
           </w:p>
         </w:tc>
@@ -1528,14 +1429,14 @@
               <w:right w:w="120" w:type="dxa"/>
             </w:tcMar>
           </w:tcPr>
-          <w:p ns2:paraId="7756D559" ns2:textId="77777777">
-            <w:r>
-              <w:t xml:space="preserve">-</w:t>
+          <w:p>
+            <w:r>
+              <w:t>-</w:t>
             </w:r>
           </w:p>
         </w:tc>
       </w:tr>
-      <w:tr ns2:paraId="5943B210" ns2:textId="77777777">
+      <w:tr>
         <w:tc>
           <w:tcPr>
             <w:tcW w:w="2167" w:type="dxa"/>
@@ -1553,9 +1454,9 @@
               <w:right w:w="120" w:type="dxa"/>
             </w:tcMar>
           </w:tcPr>
-          <w:p ns2:paraId="274456BA" ns2:textId="77777777">
-            <w:r>
-              <w:t xml:space="preserve">mlflow_run_id</w:t>
+          <w:p>
+            <w:r>
+              <w:t>mlflow_run_id</w:t>
             </w:r>
           </w:p>
         </w:tc>
@@ -1576,9 +1477,9 @@
               <w:right w:w="120" w:type="dxa"/>
             </w:tcMar>
           </w:tcPr>
-          <w:p ns2:paraId="03BFE475" ns2:textId="77777777">
-            <w:r>
-              <w:t xml:space="preserve">str</w:t>
+          <w:p>
+            <w:r>
+              <w:t>str</w:t>
             </w:r>
           </w:p>
         </w:tc>
@@ -1599,9 +1500,9 @@
               <w:right w:w="120" w:type="dxa"/>
             </w:tcMar>
           </w:tcPr>
-          <w:p ns2:paraId="73AC0988" ns2:textId="77777777">
-            <w:r>
-              <w:t xml:space="preserve">Run de MLflow de un modelo reentrenado por el usuario; si no carga, 422 (nunca se usa el base en su lugar)</w:t>
+          <w:p>
+            <w:r>
+              <w:t>Run de MLflow de un modelo reentrenado por el usuario; si no carga, 422 (nunca se usa el base en su lugar)</w:t>
             </w:r>
           </w:p>
         </w:tc>
@@ -1622,9 +1523,9 @@
               <w:right w:w="120" w:type="dxa"/>
             </w:tcMar>
           </w:tcPr>
-          <w:p ns2:paraId="29F6ACFB" ns2:textId="77777777">
-            <w:r>
-              <w:t xml:space="preserve">No</w:t>
+          <w:p>
+            <w:r>
+              <w:t>No</w:t>
             </w:r>
           </w:p>
         </w:tc>
@@ -1645,20 +1546,20 @@
               <w:right w:w="120" w:type="dxa"/>
             </w:tcMar>
           </w:tcPr>
-          <w:p ns2:paraId="7756D559" ns2:textId="77777777">
-            <w:r>
-              <w:t xml:space="preserve">modelo base</w:t>
+          <w:p>
+            <w:r>
+              <w:t>modelo base</w:t>
             </w:r>
           </w:p>
         </w:tc>
       </w:tr>
     </w:tbl>
-    <w:p ns2:paraId="2301E228" ns2:textId="43111ADC">
+    <w:p>
       <w:pPr>
-        <w:pStyle w:val="Descripcin"/>
+        <w:pStyle w:val="Caption"/>
         <w:jc w:val="center"/>
       </w:pPr>
-      <w:bookmarkStart w:id="9" w:name="_Toc233977641"/>
+      <w:bookmarkStart w:id="4" w:name="_Toc233977641"/>
       <w:r>
         <w:t xml:space="preserve">Tabla </w:t>
       </w:r>
@@ -1673,18 +1574,19 @@
       <w:r>
         <w:t xml:space="preserve"> Campos de entrada (inputs)</w:t>
       </w:r>
-      <w:bookmarkEnd w:id="9"/>
+      <w:bookmarkEnd w:id="4"/>
     </w:p>
-    <w:p ns2:paraId="1A4DD035" ns2:textId="77777777">
+    <w:p>
       <w:pPr>
-        <w:pStyle w:val="Ttulo1"/>
+        <w:pStyle w:val="Heading1"/>
         <w:jc w:val="left"/>
       </w:pPr>
-      <w:bookmarkStart w:id="10" w:name="_Toc233977725"/>
+      <w:bookmarkStart w:id="5" w:name="_Toc233977725"/>
       <w:r>
+        <w:lastRenderedPageBreak/>
         <w:t>3. Campos de salida (outputs)</w:t>
       </w:r>
-      <w:bookmarkEnd w:id="10"/>
+      <w:bookmarkEnd w:id="5"/>
     </w:p>
     <w:tbl>
       <w:tblPr>
@@ -1708,7 +1610,7 @@
         <w:gridCol w:w="1760"/>
         <w:gridCol w:w="1800"/>
       </w:tblGrid>
-      <w:tr ns2:paraId="74C19D16" ns2:textId="77777777">
+      <w:tr>
         <w:trPr>
           <w:tblHeader/>
         </w:trPr>
@@ -1729,7 +1631,7 @@
               <w:right w:w="120" w:type="dxa"/>
             </w:tcMar>
           </w:tcPr>
-          <w:p ns2:paraId="36393328" ns2:textId="77777777">
+          <w:p>
             <w:r>
               <w:rPr>
                 <w:b/>
@@ -1759,7 +1661,7 @@
               <w:right w:w="120" w:type="dxa"/>
             </w:tcMar>
           </w:tcPr>
-          <w:p ns2:paraId="4B6C5E52" ns2:textId="77777777">
+          <w:p>
             <w:r>
               <w:rPr>
                 <w:b/>
@@ -1789,7 +1691,7 @@
               <w:right w:w="120" w:type="dxa"/>
             </w:tcMar>
           </w:tcPr>
-          <w:p ns2:paraId="176B52FF" ns2:textId="77777777">
+          <w:p>
             <w:r>
               <w:rPr>
                 <w:b/>
@@ -1819,7 +1721,7 @@
               <w:right w:w="120" w:type="dxa"/>
             </w:tcMar>
           </w:tcPr>
-          <w:p ns2:paraId="0B5BC6FF" ns2:textId="77777777">
+          <w:p>
             <w:r>
               <w:rPr>
                 <w:b/>
@@ -1849,7 +1751,7 @@
               <w:right w:w="120" w:type="dxa"/>
             </w:tcMar>
           </w:tcPr>
-          <w:p ns2:paraId="5AEDED9E" ns2:textId="77777777">
+          <w:p>
             <w:r>
               <w:rPr>
                 <w:b/>
@@ -1863,7 +1765,7 @@
           </w:p>
         </w:tc>
       </w:tr>
-      <w:tr ns2:paraId="4B6C9425" ns2:textId="77777777">
+      <w:tr>
         <w:tc>
           <w:tcPr>
             <w:tcW w:w="2200" w:type="dxa"/>
@@ -1881,9 +1783,9 @@
               <w:right w:w="120" w:type="dxa"/>
             </w:tcMar>
           </w:tcPr>
-          <w:p ns2:paraId="4132C6A4" ns2:textId="77777777">
-            <w:r>
-              <w:t xml:space="preserve">predictions[].y_pred</w:t>
+          <w:p>
+            <w:r>
+              <w:t>predictions[].y_pred</w:t>
             </w:r>
           </w:p>
         </w:tc>
@@ -1904,9 +1806,9 @@
               <w:right w:w="120" w:type="dxa"/>
             </w:tcMar>
           </w:tcPr>
-          <w:p ns2:paraId="53FB4F47" ns2:textId="77777777">
-            <w:r>
-              <w:t xml:space="preserve">float (EUR/kg o litro)</w:t>
+          <w:p>
+            <w:r>
+              <w:t>float (EUR/kg o litro)</w:t>
             </w:r>
           </w:p>
         </w:tc>
@@ -1927,9 +1829,9 @@
               <w:right w:w="120" w:type="dxa"/>
             </w:tcMar>
           </w:tcPr>
-          <w:p ns2:paraId="6B1D3E7E" ns2:textId="77777777">
-            <w:r>
-              <w:t xml:space="preserve">Precio medio predicho para la CCAA y el horizonte</w:t>
+          <w:p>
+            <w:r>
+              <w:t>Precio medio predicho para la CCAA y el horizonte</w:t>
             </w:r>
           </w:p>
         </w:tc>
@@ -1950,9 +1852,9 @@
               <w:right w:w="120" w:type="dxa"/>
             </w:tcMar>
           </w:tcPr>
-          <w:p ns2:paraId="5BF35099" ns2:textId="77777777">
-            <w:r>
-              <w:t xml:space="preserve">continuo positivo; 0,63-0,75 en test 2020; 0,79-0,93 con dato hasta 2026-06</w:t>
+          <w:p>
+            <w:r>
+              <w:t>continuo positivo; 0,63-0,75 en test 2020; 0,79-0,93 con dato hasta 2026-06</w:t>
             </w:r>
           </w:p>
         </w:tc>
@@ -1973,14 +1875,14 @@
               <w:right w:w="120" w:type="dxa"/>
             </w:tcMar>
           </w:tcPr>
-          <w:p ns2:paraId="2067DBEB" ns2:textId="77777777">
-            <w:r>
-              <w:t xml:space="preserve">Precio esperado en el mes period; comparar con y_persist_1 (último precio) para leer la tendencia</w:t>
+          <w:p>
+            <w:r>
+              <w:t>Precio esperado en el mes period; comparar con y_persist_1 (último precio) para leer la tendencia</w:t>
             </w:r>
           </w:p>
         </w:tc>
       </w:tr>
-      <w:tr ns2:paraId="4B6C9425" ns2:textId="77777777">
+      <w:tr>
         <w:tc>
           <w:tcPr>
             <w:tcW w:w="2200" w:type="dxa"/>
@@ -1998,9 +1900,9 @@
               <w:right w:w="120" w:type="dxa"/>
             </w:tcMar>
           </w:tcPr>
-          <w:p ns2:paraId="4132C6A4" ns2:textId="77777777">
-            <w:r>
-              <w:t xml:space="preserve">predictions[].feature_period / period</w:t>
+          <w:p>
+            <w:r>
+              <w:t>predictions[].feature_period / period</w:t>
             </w:r>
           </w:p>
         </w:tc>
@@ -2021,9 +1923,9 @@
               <w:right w:w="120" w:type="dxa"/>
             </w:tcMar>
           </w:tcPr>
-          <w:p ns2:paraId="53FB4F47" ns2:textId="77777777">
-            <w:r>
-              <w:t xml:space="preserve">str YYYY-MM</w:t>
+          <w:p>
+            <w:r>
+              <w:t>str YYYY-MM</w:t>
             </w:r>
           </w:p>
         </w:tc>
@@ -2044,9 +1946,9 @@
               <w:right w:w="120" w:type="dxa"/>
             </w:tcMar>
           </w:tcPr>
-          <w:p ns2:paraId="6B1D3E7E" ns2:textId="77777777">
-            <w:r>
-              <w:t xml:space="preserve">Último mes de dato MAPA usado y mes objetivo (= feature_period + h)</w:t>
+          <w:p>
+            <w:r>
+              <w:t>Último mes de dato MAPA usado y mes objetivo (= feature_period + h)</w:t>
             </w:r>
           </w:p>
         </w:tc>
@@ -2067,9 +1969,9 @@
               <w:right w:w="120" w:type="dxa"/>
             </w:tcMar>
           </w:tcPr>
-          <w:p ns2:paraId="5BF35099" ns2:textId="77777777">
-            <w:r>
-              <w:t xml:space="preserve">-</w:t>
+          <w:p>
+            <w:r>
+              <w:t>-</w:t>
             </w:r>
           </w:p>
         </w:tc>
@@ -2090,14 +1992,14 @@
               <w:right w:w="120" w:type="dxa"/>
             </w:tcMar>
           </w:tcPr>
-          <w:p ns2:paraId="2067DBEB" ns2:textId="77777777">
-            <w:r>
-              <w:t xml:space="preserve">Ver limitación de etiqueta temporal: el modelo se entrenó con 12 meses extra de retraso</w:t>
+          <w:p>
+            <w:r>
+              <w:t>Ver limitación de etiqueta temporal: el modelo se entrenó con 12 meses extra de retraso</w:t>
             </w:r>
           </w:p>
         </w:tc>
       </w:tr>
-      <w:tr ns2:paraId="4B6C9425" ns2:textId="77777777">
+      <w:tr>
         <w:tc>
           <w:tcPr>
             <w:tcW w:w="2200" w:type="dxa"/>
@@ -2115,9 +2017,9 @@
               <w:right w:w="120" w:type="dxa"/>
             </w:tcMar>
           </w:tcPr>
-          <w:p ns2:paraId="4132C6A4" ns2:textId="77777777">
-            <w:r>
-              <w:t xml:space="preserve">predictions[].y_baseline_calibrated, y_persist_1, y_persist_12</w:t>
+          <w:p>
+            <w:r>
+              <w:t>predictions[].y_baseline_calibrated, y_persist_1, y_persist_12</w:t>
             </w:r>
           </w:p>
         </w:tc>
@@ -2138,9 +2040,9 @@
               <w:right w:w="120" w:type="dxa"/>
             </w:tcMar>
           </w:tcPr>
-          <w:p ns2:paraId="53FB4F47" ns2:textId="77777777">
-            <w:r>
-              <w:t xml:space="preserve">float</w:t>
+          <w:p>
+            <w:r>
+              <w:t>float</w:t>
             </w:r>
           </w:p>
         </w:tc>
@@ -2161,9 +2063,9 @@
               <w:right w:w="120" w:type="dxa"/>
             </w:tcMar>
           </w:tcPr>
-          <w:p ns2:paraId="6B1D3E7E" ns2:textId="77777777">
-            <w:r>
-              <w:t xml:space="preserve">Baseline w1*t-1 + w12*t-12 y las dos persistencias</w:t>
+          <w:p>
+            <w:r>
+              <w:t>Baseline w1*t-1 + w12*t-12 y las dos persistencias</w:t>
             </w:r>
           </w:p>
         </w:tc>
@@ -2184,9 +2086,9 @@
               <w:right w:w="120" w:type="dxa"/>
             </w:tcMar>
           </w:tcPr>
-          <w:p ns2:paraId="5BF35099" ns2:textId="77777777">
-            <w:r>
-              <w:t xml:space="preserve">continuo positivo</w:t>
+          <w:p>
+            <w:r>
+              <w:t>continuo positivo</w:t>
             </w:r>
           </w:p>
         </w:tc>
@@ -2207,14 +2109,14 @@
               <w:right w:w="120" w:type="dxa"/>
             </w:tcMar>
           </w:tcPr>
-          <w:p ns2:paraId="2067DBEB" ns2:textId="77777777">
-            <w:r>
-              <w:t xml:space="preserve">Referencias para auditar cuánto corrige el bloque ML (ml_alpha)</w:t>
+          <w:p>
+            <w:r>
+              <w:t>Referencias para auditar cuánto corrige el bloque ML (ml_alpha)</w:t>
             </w:r>
           </w:p>
         </w:tc>
       </w:tr>
-      <w:tr ns2:paraId="4B6C9425" ns2:textId="77777777">
+      <w:tr>
         <w:tc>
           <w:tcPr>
             <w:tcW w:w="2200" w:type="dxa"/>
@@ -2232,9 +2134,9 @@
               <w:right w:w="120" w:type="dxa"/>
             </w:tcMar>
           </w:tcPr>
-          <w:p ns2:paraId="4132C6A4" ns2:textId="77777777">
-            <w:r>
-              <w:t xml:space="preserve">data_freshness</w:t>
+          <w:p>
+            <w:r>
+              <w:t>data_freshness</w:t>
             </w:r>
           </w:p>
         </w:tc>
@@ -2255,9 +2157,9 @@
               <w:right w:w="120" w:type="dxa"/>
             </w:tcMar>
           </w:tcPr>
-          <w:p ns2:paraId="53FB4F47" ns2:textId="77777777">
-            <w:r>
-              <w:t xml:space="preserve">dict</w:t>
+          <w:p>
+            <w:r>
+              <w:t>dict</w:t>
             </w:r>
           </w:p>
         </w:tc>
@@ -2278,9 +2180,9 @@
               <w:right w:w="120" w:type="dxa"/>
             </w:tcMar>
           </w:tcPr>
-          <w:p ns2:paraId="6B1D3E7E" ns2:textId="77777777">
-            <w:r>
-              <w:t xml:space="preserve">Último mes y antigüedad (meses) de la fuente MAPA y de las exógenas</w:t>
+          <w:p>
+            <w:r>
+              <w:t>Último mes y antigüedad (meses) de la fuente MAPA y de las exógenas</w:t>
             </w:r>
           </w:p>
         </w:tc>
@@ -2301,9 +2203,9 @@
               <w:right w:w="120" w:type="dxa"/>
             </w:tcMar>
           </w:tcPr>
-          <w:p ns2:paraId="5BF35099" ns2:textId="77777777">
-            <w:r>
-              <w:t xml:space="preserve">-</w:t>
+          <w:p>
+            <w:r>
+              <w:t>-</w:t>
             </w:r>
           </w:p>
         </w:tc>
@@ -2324,14 +2226,14 @@
               <w:right w:w="120" w:type="dxa"/>
             </w:tcMar>
           </w:tcPr>
-          <w:p ns2:paraId="2067DBEB" ns2:textId="77777777">
-            <w:r>
-              <w:t xml:space="preserve">Desfase MAPA &gt; 24 meses genera aviso en warnings</w:t>
+          <w:p>
+            <w:r>
+              <w:t>Desfase MAPA &gt; 24 meses genera aviso en warnings</w:t>
             </w:r>
           </w:p>
         </w:tc>
       </w:tr>
-      <w:tr ns2:paraId="4B6C9425" ns2:textId="77777777">
+      <w:tr>
         <w:tc>
           <w:tcPr>
             <w:tcW w:w="2200" w:type="dxa"/>
@@ -2349,9 +2251,9 @@
               <w:right w:w="120" w:type="dxa"/>
             </w:tcMar>
           </w:tcPr>
-          <w:p ns2:paraId="4132C6A4" ns2:textId="77777777">
-            <w:r>
-              <w:t xml:space="preserve">warnings</w:t>
+          <w:p>
+            <w:r>
+              <w:t>warnings</w:t>
             </w:r>
           </w:p>
         </w:tc>
@@ -2372,9 +2274,9 @@
               <w:right w:w="120" w:type="dxa"/>
             </w:tcMar>
           </w:tcPr>
-          <w:p ns2:paraId="53FB4F47" ns2:textId="77777777">
-            <w:r>
-              <w:t xml:space="preserve">list[str]</w:t>
+          <w:p>
+            <w:r>
+              <w:t>list[str]</w:t>
             </w:r>
           </w:p>
         </w:tc>
@@ -2395,9 +2297,9 @@
               <w:right w:w="120" w:type="dxa"/>
             </w:tcMar>
           </w:tcPr>
-          <w:p ns2:paraId="6B1D3E7E" ns2:textId="77777777">
-            <w:r>
-              <w:t xml:space="preserve">Avisos de desfase o CCAA omitidas por histórico &lt; 13 meses</w:t>
+          <w:p>
+            <w:r>
+              <w:t>Avisos de desfase o CCAA omitidas por histórico &lt; 13 meses</w:t>
             </w:r>
           </w:p>
         </w:tc>
@@ -2418,9 +2320,9 @@
               <w:right w:w="120" w:type="dxa"/>
             </w:tcMar>
           </w:tcPr>
-          <w:p ns2:paraId="5BF35099" ns2:textId="77777777">
-            <w:r>
-              <w:t xml:space="preserve">-</w:t>
+          <w:p>
+            <w:r>
+              <w:t>-</w:t>
             </w:r>
           </w:p>
         </w:tc>
@@ -2441,20 +2343,20 @@
               <w:right w:w="120" w:type="dxa"/>
             </w:tcMar>
           </w:tcPr>
-          <w:p ns2:paraId="2067DBEB" ns2:textId="77777777">
-            <w:r>
-              <w:t xml:space="preserve">Vacío en condiciones normales</w:t>
+          <w:p>
+            <w:r>
+              <w:t>Vacío en condiciones normales</w:t>
             </w:r>
           </w:p>
         </w:tc>
       </w:tr>
     </w:tbl>
-    <w:p ns2:paraId="3CB96C1C" ns2:textId="58E5926D">
+    <w:p>
       <w:pPr>
-        <w:pStyle w:val="Descripcin"/>
+        <w:pStyle w:val="Caption"/>
         <w:jc w:val="center"/>
       </w:pPr>
-      <w:bookmarkStart w:id="11" w:name="_Toc233977642"/>
+      <w:bookmarkStart w:id="6" w:name="_Toc233977642"/>
       <w:r>
         <w:t xml:space="preserve">Tabla </w:t>
       </w:r>
@@ -2469,18 +2371,19 @@
       <w:r>
         <w:t xml:space="preserve"> Campos de salida (outputs)</w:t>
       </w:r>
-      <w:bookmarkEnd w:id="11"/>
+      <w:bookmarkEnd w:id="6"/>
     </w:p>
-    <w:p ns2:paraId="30754C35" ns2:textId="77777777">
+    <w:p>
       <w:pPr>
-        <w:pStyle w:val="Ttulo1"/>
+        <w:pStyle w:val="Heading1"/>
         <w:jc w:val="left"/>
       </w:pPr>
-      <w:bookmarkStart w:id="12" w:name="_Toc233977726"/>
+      <w:bookmarkStart w:id="7" w:name="_Toc233977726"/>
       <w:r>
+        <w:lastRenderedPageBreak/>
         <w:t>4. Métricas de evaluación</w:t>
       </w:r>
-      <w:bookmarkEnd w:id="12"/>
+      <w:bookmarkEnd w:id="7"/>
     </w:p>
     <w:tbl>
       <w:tblPr>
@@ -2502,7 +2405,7 @@
         <w:gridCol w:w="2340"/>
         <w:gridCol w:w="2340"/>
       </w:tblGrid>
-      <w:tr ns2:paraId="663A768A" ns2:textId="77777777">
+      <w:tr>
         <w:trPr>
           <w:tblHeader/>
         </w:trPr>
@@ -2523,7 +2426,7 @@
               <w:right w:w="120" w:type="dxa"/>
             </w:tcMar>
           </w:tcPr>
-          <w:p ns2:paraId="1EF96586" ns2:textId="77777777">
+          <w:p>
             <w:r>
               <w:rPr>
                 <w:b/>
@@ -2553,7 +2456,7 @@
               <w:right w:w="120" w:type="dxa"/>
             </w:tcMar>
           </w:tcPr>
-          <w:p ns2:paraId="60B8781B" ns2:textId="77777777">
+          <w:p>
             <w:r>
               <w:rPr>
                 <w:b/>
@@ -2583,7 +2486,7 @@
               <w:right w:w="120" w:type="dxa"/>
             </w:tcMar>
           </w:tcPr>
-          <w:p ns2:paraId="1FE48704" ns2:textId="77777777">
+          <w:p>
             <w:r>
               <w:rPr>
                 <w:b/>
@@ -2613,7 +2516,7 @@
               <w:right w:w="120" w:type="dxa"/>
             </w:tcMar>
           </w:tcPr>
-          <w:p ns2:paraId="1D1C6AD0" ns2:textId="77777777">
+          <w:p>
             <w:r>
               <w:rPr>
                 <w:b/>
@@ -2627,7 +2530,7 @@
           </w:p>
         </w:tc>
       </w:tr>
-      <w:tr ns2:paraId="66471EDA" ns2:textId="77777777">
+      <w:tr>
         <w:tc>
           <w:tcPr>
             <w:tcW w:w="2340" w:type="dxa"/>
@@ -2645,9 +2548,9 @@
               <w:right w:w="120" w:type="dxa"/>
             </w:tcMar>
           </w:tcPr>
-          <w:p ns2:paraId="631A7871" ns2:textId="77777777">
-            <w:r>
-              <w:t xml:space="preserve">Test 2020 declarado por IA (204 filas/horizonte)</w:t>
+          <w:p>
+            <w:r>
+              <w:t>Test 2020 declarado por IA (204 filas/horizonte)</w:t>
             </w:r>
           </w:p>
         </w:tc>
@@ -2668,9 +2571,17 @@
               <w:right w:w="120" w:type="dxa"/>
             </w:tcMar>
           </w:tcPr>
-          <w:p ns2:paraId="098B665D" ns2:textId="77777777">
-            <w:r>
-              <w:t xml:space="preserve">sMAPE 1,871 / 1,979 / 2,046 %; MAE 0,0130 / 0,0138 / 0,0142 (h1/h3/h6)</w:t>
+          <w:p>
+            <w:pPr>
+              <w:rPr>
+                <w:lang w:val="en-US"/>
+              </w:rPr>
+            </w:pPr>
+            <w:r>
+              <w:rPr>
+                <w:lang w:val="en-US"/>
+              </w:rPr>
+              <w:t>sMAPE 1,871 / 1,979 / 2,046 %; MAE 0,0130 / 0,0138 / 0,0142 (h1/h3/h6)</w:t>
             </w:r>
           </w:p>
         </w:tc>
@@ -2691,9 +2602,9 @@
               <w:right w:w="120" w:type="dxa"/>
             </w:tcMar>
           </w:tcPr>
-          <w:p ns2:paraId="43E2B30F" ns2:textId="77777777">
-            <w:r>
-              <w:t xml:space="preserve">models/metrics/.../metrics.csv = memoria Tabla 10; modelos de etapa (train+val -&gt; test)</w:t>
+          <w:p>
+            <w:r>
+              <w:t>models/metrics/.../metrics.csv = memoria Tabla 10; modelos de etapa (train+val -&gt; test)</w:t>
             </w:r>
           </w:p>
         </w:tc>
@@ -2714,14 +2625,14 @@
               <w:right w:w="120" w:type="dxa"/>
             </w:tcMar>
           </w:tcPr>
-          <w:p ns2:paraId="6AFC25E8" ns2:textId="77777777">
-            <w:r>
-              <w:t xml:space="preserve">Exactitud 98,13 / 98,02 / 97,95 %; mejora al baseline calibrado (sMAPE 2,06 / 2,13 / 2,16 %)</w:t>
+          <w:p>
+            <w:r>
+              <w:t>Exactitud 98,13 / 98,02 / 97,95 %; mejora al baseline calibrado (sMAPE 2,06 / 2,13 / 2,16 %)</w:t>
             </w:r>
           </w:p>
         </w:tc>
       </w:tr>
-      <w:tr ns2:paraId="66471EDA" ns2:textId="77777777">
+      <w:tr>
         <w:tc>
           <w:tcPr>
             <w:tcW w:w="2340" w:type="dxa"/>
@@ -2739,9 +2650,9 @@
               <w:right w:w="120" w:type="dxa"/>
             </w:tcMar>
           </w:tcPr>
-          <w:p ns2:paraId="631A7871" ns2:textId="77777777">
-            <w:r>
-              <w:t xml:space="preserve">Validación 2019 declarada por IA</w:t>
+          <w:p>
+            <w:r>
+              <w:t>Validación 2019 declarada por IA</w:t>
             </w:r>
           </w:p>
         </w:tc>
@@ -2762,9 +2673,9 @@
               <w:right w:w="120" w:type="dxa"/>
             </w:tcMar>
           </w:tcPr>
-          <w:p ns2:paraId="098B665D" ns2:textId="77777777">
-            <w:r>
-              <w:t xml:space="preserve">sMAPE 2,130 / 1,907 / 2,091 %</w:t>
+          <w:p>
+            <w:r>
+              <w:t>sMAPE 2,130 / 1,907 / 2,091 %</w:t>
             </w:r>
           </w:p>
         </w:tc>
@@ -2785,9 +2696,9 @@
               <w:right w:w="120" w:type="dxa"/>
             </w:tcMar>
           </w:tcPr>
-          <w:p ns2:paraId="43E2B30F" ns2:textId="77777777">
-            <w:r>
-              <w:t xml:space="preserve">Memoria Tabla 9</w:t>
+          <w:p>
+            <w:r>
+              <w:t>Memoria Tabla 9</w:t>
             </w:r>
           </w:p>
         </w:tc>
@@ -2808,14 +2719,14 @@
               <w:right w:w="120" w:type="dxa"/>
             </w:tcMar>
           </w:tcPr>
-          <w:p ns2:paraId="6AFC25E8" ns2:textId="77777777">
-            <w:r>
-              <w:t xml:space="preserve">Coherente con test; criterio de selección del modelo</w:t>
+          <w:p>
+            <w:r>
+              <w:t>Coherente con test; criterio de selección del modelo</w:t>
             </w:r>
           </w:p>
         </w:tc>
       </w:tr>
-      <w:tr ns2:paraId="66471EDA" ns2:textId="77777777">
+      <w:tr>
         <w:tc>
           <w:tcPr>
             <w:tcW w:w="2340" w:type="dxa"/>
@@ -2833,9 +2744,9 @@
               <w:right w:w="120" w:type="dxa"/>
             </w:tcMar>
           </w:tcPr>
-          <w:p ns2:paraId="631A7871" ns2:textId="77777777">
-            <w:r>
-              <w:t xml:space="preserve">Verificación tras integración: paridad</w:t>
+          <w:p>
+            <w:r>
+              <w:t>Verificación tras integración: paridad</w:t>
             </w:r>
           </w:p>
         </w:tc>
@@ -2856,9 +2767,9 @@
               <w:right w:w="120" w:type="dxa"/>
             </w:tcMar>
           </w:tcPr>
-          <w:p ns2:paraId="098B665D" ns2:textId="77777777">
-            <w:r>
-              <w:t xml:space="preserve">51/51 filas; max |dif| y_pred = 1,1e-16</w:t>
+          <w:p>
+            <w:r>
+              <w:t>51/51 filas; max |dif| y_pred = 1,1e-16</w:t>
             </w:r>
           </w:p>
         </w:tc>
@@ -2879,9 +2790,9 @@
               <w:right w:w="120" w:type="dxa"/>
             </w:tcMar>
           </w:tcPr>
-          <w:p ns2:paraId="43E2B30F" ns2:textId="77777777">
-            <w:r>
-              <w:t xml:space="preserve">Plugin (servidor real) frente a inference_smoke.csv del equipo (verify_repro PASS)</w:t>
+          <w:p>
+            <w:r>
+              <w:t>Plugin (servidor real) frente a inference_smoke.csv del equipo (verify_repro PASS)</w:t>
             </w:r>
           </w:p>
         </w:tc>
@@ -2902,14 +2813,14 @@
               <w:right w:w="120" w:type="dxa"/>
             </w:tcMar>
           </w:tcPr>
-          <w:p ns2:paraId="6AFC25E8" ns2:textId="77777777">
-            <w:r>
-              <w:t xml:space="preserve">La integración reproduce exactamente la inferencia original</w:t>
+          <w:p>
+            <w:r>
+              <w:t>La integración reproduce exactamente la inferencia original</w:t>
             </w:r>
           </w:p>
         </w:tc>
       </w:tr>
-      <w:tr ns2:paraId="66471EDA" ns2:textId="77777777">
+      <w:tr>
         <w:tc>
           <w:tcPr>
             <w:tcW w:w="2340" w:type="dxa"/>
@@ -2927,9 +2838,9 @@
               <w:right w:w="120" w:type="dxa"/>
             </w:tcMar>
           </w:tcPr>
-          <w:p ns2:paraId="631A7871" ns2:textId="77777777">
-            <w:r>
-              <w:t xml:space="preserve">Verificación tras integración: test 2020 por la API</w:t>
+          <w:p>
+            <w:r>
+              <w:t>Verificación tras integración: test 2020 por la API</w:t>
             </w:r>
           </w:p>
         </w:tc>
@@ -2950,9 +2861,9 @@
               <w:right w:w="120" w:type="dxa"/>
             </w:tcMar>
           </w:tcPr>
-          <w:p ns2:paraId="098B665D" ns2:textId="77777777">
-            <w:r>
-              <w:t xml:space="preserve">sMAPE 1,859 / 1,850 / 1,937 % (204 filas/horizonte)</w:t>
+          <w:p>
+            <w:r>
+              <w:t>sMAPE 1,859 / 1,850 / 1,937 % (204 filas/horizonte)</w:t>
             </w:r>
           </w:p>
         </w:tc>
@@ -2973,9 +2884,9 @@
               <w:right w:w="120" w:type="dxa"/>
             </w:tcMar>
           </w:tcPr>
-          <w:p ns2:paraId="43E2B30F" ns2:textId="77777777">
-            <w:r>
-              <w:t xml:space="preserve">Camino de inferencia completo con la serie cortada en cada corte de datos; artefacto final (in-sample en 2020)</w:t>
+          <w:p>
+            <w:r>
+              <w:t>Camino de inferencia completo con la serie cortada en cada corte de datos; artefacto final (in-sample en 2020)</w:t>
             </w:r>
           </w:p>
         </w:tc>
@@ -2996,14 +2907,14 @@
               <w:right w:w="120" w:type="dxa"/>
             </w:tcMar>
           </w:tcPr>
-          <w:p ns2:paraId="6AFC25E8" ns2:textId="77777777">
-            <w:r>
-              <w:t xml:space="preserve">En línea con lo declarado; no es ciego (el artefacto se entrenó con 2020)</w:t>
+          <w:p>
+            <w:r>
+              <w:t>En línea con lo declarado; no es ciego (el artefacto se entrenó con 2020)</w:t>
             </w:r>
           </w:p>
         </w:tc>
       </w:tr>
-      <w:tr ns2:paraId="66471EDA" ns2:textId="77777777">
+      <w:tr>
         <w:tc>
           <w:tcPr>
             <w:tcW w:w="2340" w:type="dxa"/>
@@ -3021,9 +2932,9 @@
               <w:right w:w="120" w:type="dxa"/>
             </w:tcMar>
           </w:tcPr>
-          <w:p ns2:paraId="631A7871" ns2:textId="77777777">
-            <w:r>
-              <w:t xml:space="preserve">Verificación tras integración: golden cases</w:t>
+          <w:p>
+            <w:r>
+              <w:t>Verificación tras integración: golden cases</w:t>
             </w:r>
           </w:p>
         </w:tc>
@@ -3044,9 +2955,9 @@
               <w:right w:w="120" w:type="dxa"/>
             </w:tcMar>
           </w:tcPr>
-          <w:p ns2:paraId="098B665D" ns2:textId="77777777">
-            <w:r>
-              <w:t xml:space="preserve">13/18 numéricos dentro de tolerancia + 2/2 rechazos</w:t>
+          <w:p>
+            <w:r>
+              <w:t>13/18 numéricos dentro de tolerancia + 2/2 rechazos</w:t>
             </w:r>
           </w:p>
         </w:tc>
@@ -3067,9 +2978,9 @@
               <w:right w:w="120" w:type="dxa"/>
             </w:tcMar>
           </w:tcPr>
-          <w:p ns2:paraId="43E2B30F" ns2:textId="77777777">
-            <w:r>
-              <w:t xml:space="preserve">Tolerancia 2xMAE relativo (3,74 / 3,96 / 4,10 %); fuera: CAT h1, RIO h1, MUR h6, NAV h6, CTB h6</w:t>
+          <w:p>
+            <w:r>
+              <w:t>Tolerancia 2xMAE relativo (3,74 / 3,96 / 4,10 %); fuera: CAT h1, RIO h1, MUR h6, NAV h6, CTB h6</w:t>
             </w:r>
           </w:p>
         </w:tc>
@@ -3090,14 +3001,14 @@
               <w:right w:w="120" w:type="dxa"/>
             </w:tcMar>
           </w:tcPr>
-          <w:p ns2:paraId="6AFC25E8" ns2:textId="77777777">
-            <w:r>
-              <w:t xml:space="preserve">Los 5 fallan igual con el modelo de etapa del equipo: error intrínseco del modelo, no de integración</w:t>
+          <w:p>
+            <w:r>
+              <w:t>Los 5 fallan igual con el modelo de etapa del equipo: error intrínseco del modelo, no de integración</w:t>
             </w:r>
           </w:p>
         </w:tc>
       </w:tr>
-      <w:tr ns2:paraId="66471EDA" ns2:textId="77777777">
+      <w:tr>
         <w:tc>
           <w:tcPr>
             <w:tcW w:w="2340" w:type="dxa"/>
@@ -3115,9 +3026,9 @@
               <w:right w:w="120" w:type="dxa"/>
             </w:tcMar>
           </w:tcPr>
-          <w:p ns2:paraId="631A7871" ns2:textId="77777777">
-            <w:r>
-              <w:t xml:space="preserve">Backtest fuera de muestra 2021-2026 (verificación)</w:t>
+          <w:p>
+            <w:r>
+              <w:t>Backtest fuera de muestra 2021-2026 (verificación)</w:t>
             </w:r>
           </w:p>
         </w:tc>
@@ -3138,9 +3049,13 @@
               <w:right w:w="120" w:type="dxa"/>
             </w:tcMar>
           </w:tcPr>
-          <w:p ns2:paraId="098B665D" ns2:textId="77777777">
-            <w:r>
-              <w:t xml:space="preserve">Exactitud 90,96 / 85,32 / 85,59 % (persistencia ingenua 97,6 / 96,6 / 94,6 %); 2025-26: 88,7 / 79,5 / 82,2 %</w:t>
+          <w:p>
+            <w:r>
+              <w:t xml:space="preserve">Exactitud 90,96 / 85,32 / 85,59 % (persistencia ingenua 97,6 / 96,6 / </w:t>
+            </w:r>
+            <w:r>
+              <w:lastRenderedPageBreak/>
+              <w:t>94,6 %); 2025-26: 88,7 / 79,5 / 82,2 %</w:t>
             </w:r>
           </w:p>
         </w:tc>
@@ -3161,9 +3076,14 @@
               <w:right w:w="120" w:type="dxa"/>
             </w:tcMar>
           </w:tcPr>
-          <w:p ns2:paraId="43E2B30F" ns2:textId="77777777">
-            <w:r>
-              <w:t xml:space="preserve">Predictor original sin modificar, 66 cortes mensuales, frente al precio real publicado</w:t>
+          <w:p>
+            <w:r>
+              <w:lastRenderedPageBreak/>
+              <w:t xml:space="preserve">Predictor original sin modificar, 66 cortes mensuales, </w:t>
+            </w:r>
+            <w:r>
+              <w:lastRenderedPageBreak/>
+              <w:t>frente al precio real publicado</w:t>
             </w:r>
           </w:p>
         </w:tc>
@@ -3184,20 +3104,25 @@
               <w:right w:w="120" w:type="dxa"/>
             </w:tcMar>
           </w:tcPr>
-          <w:p ns2:paraId="6AFC25E8" ns2:textId="77777777">
-            <w:r>
-              <w:t xml:space="preserve">Cumple el KPI del 80 % en el agregado 2021-26 pero no en h3 2025-26 (79,5 %); sesgo negativo de -7 a -19 % desde 2023 y peor que la persistencia</w:t>
+          <w:p>
+            <w:r>
+              <w:lastRenderedPageBreak/>
+              <w:t xml:space="preserve">Cumple el KPI del 80 % en el agregado 2021-26 pero no en h3 2025-26 (79,5 %); </w:t>
+            </w:r>
+            <w:r>
+              <w:lastRenderedPageBreak/>
+              <w:t>sesgo negativo de -7 a -19 % desde 2023 y peor que la persistencia</w:t>
             </w:r>
           </w:p>
         </w:tc>
       </w:tr>
     </w:tbl>
-    <w:p ns2:paraId="1A7F9A77" ns2:textId="4488DBEE">
+    <w:p>
       <w:pPr>
-        <w:pStyle w:val="Descripcin"/>
+        <w:pStyle w:val="Caption"/>
         <w:jc w:val="center"/>
       </w:pPr>
-      <w:bookmarkStart w:id="13" w:name="_Toc233977643"/>
+      <w:bookmarkStart w:id="8" w:name="_Toc233977643"/>
       <w:r>
         <w:t xml:space="preserve">Tabla </w:t>
       </w:r>
@@ -3212,19 +3137,18 @@
       <w:r>
         <w:t xml:space="preserve"> Métricas de evaluación</w:t>
       </w:r>
-      <w:bookmarkEnd w:id="13"/>
+      <w:bookmarkEnd w:id="8"/>
     </w:p>
-    <w:p ns2:paraId="2C5581FA" ns2:textId="77777777">
+    <w:p>
       <w:pPr>
-        <w:pStyle w:val="Ttulo1"/>
+        <w:pStyle w:val="Heading1"/>
         <w:jc w:val="left"/>
       </w:pPr>
-      <w:bookmarkStart w:id="14" w:name="_Toc233977727"/>
+      <w:bookmarkStart w:id="9" w:name="_Toc233977727"/>
       <w:r>
-        <w:lastRenderedPageBreak/>
         <w:t>5. Limitaciones conocidas</w:t>
       </w:r>
-      <w:bookmarkEnd w:id="14"/>
+      <w:bookmarkEnd w:id="9"/>
     </w:p>
     <w:tbl>
       <w:tblPr>
@@ -3245,7 +3169,7 @@
         <w:gridCol w:w="3120"/>
         <w:gridCol w:w="6240"/>
       </w:tblGrid>
-      <w:tr ns2:paraId="5ACF6CCD" ns2:textId="77777777">
+      <w:tr>
         <w:trPr>
           <w:tblHeader/>
         </w:trPr>
@@ -3266,7 +3190,7 @@
               <w:right w:w="120" w:type="dxa"/>
             </w:tcMar>
           </w:tcPr>
-          <w:p ns2:paraId="676816E1" ns2:textId="77777777">
+          <w:p>
             <w:r>
               <w:rPr>
                 <w:b/>
@@ -3296,7 +3220,7 @@
               <w:right w:w="120" w:type="dxa"/>
             </w:tcMar>
           </w:tcPr>
-          <w:p ns2:paraId="1F42A562" ns2:textId="77777777">
+          <w:p>
             <w:r>
               <w:rPr>
                 <w:b/>
@@ -3310,7 +3234,7 @@
           </w:p>
         </w:tc>
       </w:tr>
-      <w:tr ns2:paraId="221304F4" ns2:textId="77777777">
+      <w:tr>
         <w:tc>
           <w:tcPr>
             <w:tcW w:w="3120" w:type="dxa"/>
@@ -3328,9 +3252,9 @@
               <w:right w:w="120" w:type="dxa"/>
             </w:tcMar>
           </w:tcPr>
-          <w:p ns2:paraId="26419EF2" ns2:textId="77777777">
-            <w:r>
-              <w:t xml:space="preserve">Degradación fuera de muestra desde 2022</w:t>
+          <w:p>
+            <w:r>
+              <w:t>Degradación fuera de muestra desde 2022</w:t>
             </w:r>
           </w:p>
         </w:tc>
@@ -3351,14 +3275,14 @@
               <w:right w:w="120" w:type="dxa"/>
             </w:tcMar>
           </w:tcPr>
-          <w:p ns2:paraId="3E7B7A63" ns2:textId="77777777">
-            <w:r>
-              <w:t xml:space="preserve">Entrenado con precios 1999-2020 (&lt;= ~0,98 EUR/l). Con los precios de 2022-2026 (~0,95-1,12) infraestima sistemáticamente (-7 a -19 %) porque CatBoost no extrapola. Requiere reentrenamiento con datos recientes o aceptación explícita del riesgo.</w:t>
+          <w:p>
+            <w:r>
+              <w:t>Entrenado con precios 1999-2020 (&lt;= ~0,98 EUR/l). Con los precios de 2022-2026 (~0,95-1,12) infraestima sistemáticamente (-7 a -19 %) porque CatBoost no extrapola. Requiere reentrenamiento con datos recientes o aceptación explícita del riesgo.</w:t>
             </w:r>
           </w:p>
         </w:tc>
       </w:tr>
-      <w:tr ns2:paraId="221304F4" ns2:textId="77777777">
+      <w:tr>
         <w:tc>
           <w:tcPr>
             <w:tcW w:w="3120" w:type="dxa"/>
@@ -3376,9 +3300,9 @@
               <w:right w:w="120" w:type="dxa"/>
             </w:tcMar>
           </w:tcPr>
-          <w:p ns2:paraId="26419EF2" ns2:textId="77777777">
-            <w:r>
-              <w:t xml:space="preserve">Etiqueta temporal y exógenas desalineadas</w:t>
+          <w:p>
+            <w:r>
+              <w:t>Etiqueta temporal y exógenas desalineadas</w:t>
             </w:r>
           </w:p>
         </w:tc>
@@ -3399,14 +3323,14 @@
               <w:right w:w="120" w:type="dxa"/>
             </w:tcMar>
           </w:tcPr>
-          <w:p ns2:paraId="3E7B7A63" ns2:textId="77777777">
-            <w:r>
-              <w:t xml:space="preserve">El entrenamiento aplica publication_lag_months=12 a las features MAPA pero no a las exógenas; en inferencia la salida se etiqueta feature_period + h aunque el modelo aprendió a predecir 12 + h meses por delante. Pendiente de aclarar con el equipo de IA.</w:t>
+          <w:p>
+            <w:r>
+              <w:t>El entrenamiento aplica publication_lag_months=12 a las features MAPA pero no a las exógenas; en inferencia la salida se etiqueta feature_period + h aunque el modelo aprendió a predecir 12 + h meses por delante. Pendiente de aclarar con el equipo de IA.</w:t>
             </w:r>
           </w:p>
         </w:tc>
       </w:tr>
-      <w:tr ns2:paraId="221304F4" ns2:textId="77777777">
+      <w:tr>
         <w:tc>
           <w:tcPr>
             <w:tcW w:w="3120" w:type="dxa"/>
@@ -3424,9 +3348,9 @@
               <w:right w:w="120" w:type="dxa"/>
             </w:tcMar>
           </w:tcPr>
-          <w:p ns2:paraId="26419EF2" ns2:textId="77777777">
-            <w:r>
-              <w:t xml:space="preserve">Test 2020 no ciego para el artefacto</w:t>
+          <w:p>
+            <w:r>
+              <w:t>Test 2020 no ciego para el artefacto</w:t>
             </w:r>
           </w:p>
         </w:tc>
@@ -3447,14 +3371,14 @@
               <w:right w:w="120" w:type="dxa"/>
             </w:tcMar>
           </w:tcPr>
-          <w:p ns2:paraId="3E7B7A63" ns2:textId="77777777">
-            <w:r>
-              <w:t xml:space="preserve">El modelo servido se reentrenó con todo el histórico hasta 2020; las métricas de la memoria son de modelos de etapa.</w:t>
+          <w:p>
+            <w:r>
+              <w:t>El modelo servido se reentrenó con todo el histórico hasta 2020; las métricas de la memoria son de modelos de etapa.</w:t>
             </w:r>
           </w:p>
         </w:tc>
       </w:tr>
-      <w:tr ns2:paraId="221304F4" ns2:textId="77777777">
+      <w:tr>
         <w:tc>
           <w:tcPr>
             <w:tcW w:w="3120" w:type="dxa"/>
@@ -3472,9 +3396,9 @@
               <w:right w:w="120" w:type="dxa"/>
             </w:tcMar>
           </w:tcPr>
-          <w:p ns2:paraId="26419EF2" ns2:textId="77777777">
-            <w:r>
-              <w:t xml:space="preserve">Cambio de base MAPA 2021</w:t>
+          <w:p>
+            <w:r>
+              <w:t>Cambio de base MAPA 2021</w:t>
             </w:r>
           </w:p>
         </w:tc>
@@ -3495,14 +3419,14 @@
               <w:right w:w="120" w:type="dxa"/>
             </w:tcMar>
           </w:tcPr>
-          <w:p ns2:paraId="3E7B7A63" ns2:textId="77777777">
-            <w:r>
-              <w:t xml:space="preserve">Los datos 2024+ se publican en base2021; el entrenamiento se cortó en 2020 por ese motivo y la inferencia actual mezcla ambas bases.</w:t>
+          <w:p>
+            <w:r>
+              <w:t>Los datos 2024+ se publican en base2021; el entrenamiento se cortó en 2020 por ese motivo y la inferencia actual mezcla ambas bases.</w:t>
             </w:r>
           </w:p>
         </w:tc>
       </w:tr>
-      <w:tr ns2:paraId="221304F4" ns2:textId="77777777">
+      <w:tr>
         <w:tc>
           <w:tcPr>
             <w:tcW w:w="3120" w:type="dxa"/>
@@ -3520,9 +3444,9 @@
               <w:right w:w="120" w:type="dxa"/>
             </w:tcMar>
           </w:tcPr>
-          <w:p ns2:paraId="26419EF2" ns2:textId="77777777">
-            <w:r>
-              <w:t xml:space="preserve">Datos de referencia estáticos</w:t>
+          <w:p>
+            <w:r>
+              <w:t>Datos de referencia estáticos</w:t>
             </w:r>
           </w:p>
         </w:tc>
@@ -3543,14 +3467,14 @@
               <w:right w:w="120" w:type="dxa"/>
             </w:tcMar>
           </w:tcPr>
-          <w:p ns2:paraId="3E7B7A63" ns2:textId="77777777">
-            <w:r>
-              <w:t xml:space="preserve">No se porta --refresh-source: la frescura depende de actualizar la serie MAPA y las exógenas en S3 o de aportar el CSV en batch.</w:t>
+          <w:p>
+            <w:r>
+              <w:t>No se porta --refresh-source: la frescura depende de actualizar la serie MAPA y las exógenas en S3 o de aportar el CSV en batch.</w:t>
             </w:r>
           </w:p>
         </w:tc>
       </w:tr>
-      <w:tr ns2:paraId="221304F4" ns2:textId="77777777">
+      <w:tr>
         <w:tc>
           <w:tcPr>
             <w:tcW w:w="3120" w:type="dxa"/>
@@ -3568,9 +3492,9 @@
               <w:right w:w="120" w:type="dxa"/>
             </w:tcMar>
           </w:tcPr>
-          <w:p ns2:paraId="26419EF2" ns2:textId="77777777">
-            <w:r>
-              <w:t xml:space="preserve">Resolución autonómica y horizontes fijos</w:t>
+          <w:p>
+            <w:r>
+              <w:t>Resolución autonómica y horizontes fijos</w:t>
             </w:r>
           </w:p>
         </w:tc>
@@ -3591,20 +3515,20 @@
               <w:right w:w="120" w:type="dxa"/>
             </w:tcMar>
           </w:tcPr>
-          <w:p ns2:paraId="3E7B7A63" ns2:textId="77777777">
-            <w:r>
-              <w:t xml:space="preserve">Solo CCAA (sin T.ESPANA, provincia ni punto de venta) y solo h = 1, 3, 6 meses; solo TOTAL LECHE LIQUIDA.</w:t>
+          <w:p>
+            <w:r>
+              <w:t>Solo CCAA (sin T.ESPANA, provincia ni punto de venta) y solo h = 1, 3, 6 meses; solo TOTAL LECHE LIQUIDA.</w:t>
             </w:r>
           </w:p>
         </w:tc>
       </w:tr>
     </w:tbl>
-    <w:p ns2:paraId="23E22C97" ns2:textId="02183EA3">
+    <w:p>
       <w:pPr>
-        <w:pStyle w:val="Descripcin"/>
+        <w:pStyle w:val="Caption"/>
         <w:jc w:val="center"/>
       </w:pPr>
-      <w:bookmarkStart w:id="15" w:name="_Toc233977644"/>
+      <w:bookmarkStart w:id="10" w:name="_Toc233977644"/>
       <w:r>
         <w:t xml:space="preserve">Tabla </w:t>
       </w:r>
@@ -3619,45 +3543,48 @@
       <w:r>
         <w:t xml:space="preserve"> Limitaciones conocidas</w:t>
       </w:r>
-      <w:bookmarkEnd w:id="15"/>
+      <w:bookmarkEnd w:id="10"/>
     </w:p>
-    <w:p ns2:paraId="36D55773" ns2:textId="77777777">
+    <w:p>
       <w:pPr>
-        <w:pStyle w:val="Ttulo1"/>
+        <w:pStyle w:val="Heading1"/>
         <w:jc w:val="left"/>
       </w:pPr>
-      <w:bookmarkStart w:id="16" w:name="_Toc233977728"/>
+      <w:bookmarkStart w:id="11" w:name="_Toc233977728"/>
       <w:r>
         <w:t>6. Observaciones técnicas</w:t>
       </w:r>
-      <w:bookmarkEnd w:id="16"/>
+      <w:bookmarkEnd w:id="11"/>
     </w:p>
-    <w:p ns2:paraId="3188B244" ns2:textId="77777777">
+    <w:p>
       <w:pPr>
         <w:jc w:val="both"/>
       </w:pPr>
       <w:r>
-        <w:t xml:space="preserve">CPU suficiente para inferencia (~5 s por petición; carga 3 s filtrando la serie de 338 MB a los 5 productos del modelo). /train: ~45 s en GPU (RTX 3060) y ~60 s en CPU; task_type GPU como el original si CatBoost detecta GPU. catboost==1.2.10 añadido a requirements.txt. Monitorizar sMAPE operativo frente a la persistencia y el desfase de las fuentes (main_source_lag_months); la memoria propone revisar si el sMAPE supera el 5 % seis meses seguidos.</w:t>
+        <w:t xml:space="preserve">CPU suficiente para inferencia (~5 s por petición; carga 3 s filtrando la serie de 338 MB a los 5 productos del modelo). /train: ~45 s en GPU (RTX 3060) y ~60 s en CPU; </w:t>
+      </w:r>
+      <w:r>
+        <w:lastRenderedPageBreak/>
+        <w:t>task_type GPU como el original si CatBoost detecta GPU. catboost==1.2.10 añadido a requirements.txt. Monitorizar sMAPE operativo frente a la persistencia y el desfase de las fuentes (main_source_lag_months); la memoria propone revisar si el sMAPE supera el 5 % seis meses seguidos.</w:t>
       </w:r>
     </w:p>
-    <w:p ns2:paraId="642BAC39" ns2:textId="77777777"/>
-    <w:p ns2:paraId="6AE49187" ns2:textId="77777777"/>
-    <w:p ns2:paraId="3CCD1455" ns2:textId="77777777"/>
-    <w:p ns2:paraId="03DFC7FC" ns2:textId="77777777"/>
-    <w:p ns2:paraId="3E74D38E" ns2:textId="77777777"/>
-    <w:p ns2:paraId="0B8151BB" ns2:textId="77777777"/>
-    <w:p ns2:paraId="53E05546" ns2:textId="77777777"/>
-    <w:p ns2:paraId="7A7AF885" ns2:textId="77777777">
+    <w:p/>
+    <w:p/>
+    <w:p/>
+    <w:p/>
+    <w:p/>
+    <w:p/>
+    <w:p/>
+    <w:p>
       <w:pPr>
-        <w:pStyle w:val="Ttulo1"/>
+        <w:pStyle w:val="Heading1"/>
         <w:jc w:val="left"/>
       </w:pPr>
-      <w:bookmarkStart w:id="17" w:name="_Toc233977729"/>
+      <w:bookmarkStart w:id="12" w:name="_Toc233977729"/>
       <w:r>
-        <w:lastRenderedPageBreak/>
         <w:t>7. Fichero de prueba de referencia</w:t>
       </w:r>
-      <w:bookmarkEnd w:id="17"/>
+      <w:bookmarkEnd w:id="12"/>
     </w:p>
     <w:tbl>
       <w:tblPr>
@@ -3678,7 +3605,7 @@
         <w:gridCol w:w="2800"/>
         <w:gridCol w:w="6560"/>
       </w:tblGrid>
-      <w:tr ns2:paraId="7CCEFEF5" ns2:textId="77777777">
+      <w:tr>
         <w:tc>
           <w:tcPr>
             <w:tcW w:w="2800" w:type="dxa"/>
@@ -3696,7 +3623,7 @@
               <w:right w:w="120" w:type="dxa"/>
             </w:tcMar>
           </w:tcPr>
-          <w:p ns2:paraId="5A9D0325" ns2:textId="77777777">
+          <w:p>
             <w:r>
               <w:rPr>
                 <w:b/>
@@ -3726,14 +3653,14 @@
               <w:right w:w="120" w:type="dxa"/>
             </w:tcMar>
           </w:tcPr>
-          <w:p ns2:paraId="548E93F5" ns2:textId="77777777">
-            <w:r>
-              <w:t xml:space="preserve">Split de test 2020 regenerado con el código del equipo (train.py::_prepare_frame) + inference_smoke.csv del entregable</w:t>
+          <w:p>
+            <w:r>
+              <w:t>Split de test 2020 regenerado con el código del equipo (train.py::_prepare_frame) + inference_smoke.csv del entregable</w:t>
             </w:r>
           </w:p>
         </w:tc>
       </w:tr>
-      <w:tr ns2:paraId="183575F5" ns2:textId="77777777">
+      <w:tr>
         <w:tc>
           <w:tcPr>
             <w:tcW w:w="2800" w:type="dxa"/>
@@ -3751,7 +3678,7 @@
               <w:right w:w="120" w:type="dxa"/>
             </w:tcMar>
           </w:tcPr>
-          <w:p ns2:paraId="2C17FEDB" ns2:textId="77777777">
+          <w:p>
             <w:r>
               <w:rPr>
                 <w:b/>
@@ -3781,14 +3708,14 @@
               <w:right w:w="120" w:type="dxa"/>
             </w:tcMar>
           </w:tcPr>
-          <w:p ns2:paraId="2F98E928" ns2:textId="77777777">
-            <w:r>
-              <w:t xml:space="preserve">18 golden cases (6 por horizonte, las 17 CCAA) + 2 casos de rechazo; 51 filas de paridad; 612 filas de test completo</w:t>
+          <w:p>
+            <w:r>
+              <w:t>18 golden cases (6 por horizonte, las 17 CCAA) + 2 casos de rechazo; 51 filas de paridad; 612 filas de test completo</w:t>
             </w:r>
           </w:p>
         </w:tc>
       </w:tr>
-      <w:tr ns2:paraId="1BF4E262" ns2:textId="77777777">
+      <w:tr>
         <w:tc>
           <w:tcPr>
             <w:tcW w:w="2800" w:type="dxa"/>
@@ -3806,7 +3733,7 @@
               <w:right w:w="120" w:type="dxa"/>
             </w:tcMar>
           </w:tcPr>
-          <w:p ns2:paraId="55FAE3FC" ns2:textId="77777777">
+          <w:p>
             <w:r>
               <w:rPr>
                 <w:b/>
@@ -3836,20 +3763,20 @@
               <w:right w:w="120" w:type="dxa"/>
             </w:tcMar>
           </w:tcPr>
-          <w:p ns2:paraId="15092C4A" ns2:textId="77777777">
-            <w:r>
-              <w:t xml:space="preserve">Paridad exacta con inference_smoke.csv (1e-16); golden cases 13/18 en tolerancia y 2/2 rechazos 422; los 5 fuera de tolerancia reproducen el error del propio modelo de etapa del equipo (detalle en outputs/a24/verification_report.md)</w:t>
+          <w:p>
+            <w:r>
+              <w:t>Paridad exacta con inference_smoke.csv (1e-16); golden cases 13/18 en tolerancia y 2/2 rechazos 422; los 5 fuera de tolerancia reproducen el error del propio modelo de etapa del equipo (detalle en outputs/a24/verification_report.md)</w:t>
             </w:r>
           </w:p>
         </w:tc>
       </w:tr>
     </w:tbl>
-    <w:p ns2:paraId="3773E7D0" ns2:textId="48983DD0">
+    <w:p>
       <w:pPr>
-        <w:pStyle w:val="Descripcin"/>
+        <w:pStyle w:val="Caption"/>
         <w:jc w:val="center"/>
       </w:pPr>
-      <w:bookmarkStart w:id="18" w:name="_Toc233977645"/>
+      <w:bookmarkStart w:id="13" w:name="_Toc233977645"/>
       <w:r>
         <w:t xml:space="preserve">Tabla </w:t>
       </w:r>
@@ -3864,13 +3791,13 @@
       <w:r>
         <w:t xml:space="preserve"> Fichero de prueba de referencia</w:t>
       </w:r>
-      <w:bookmarkEnd w:id="18"/>
+      <w:bookmarkEnd w:id="13"/>
     </w:p>
     <w:sectPr>
-      <w:headerReference w:type="even" ns7:id="rId12"/>
-      <w:headerReference w:type="default" ns7:id="rId13"/>
-      <w:footerReference w:type="default" ns7:id="rId14"/>
-      <w:footerReference w:type="first" ns7:id="rId15"/>
+      <w:headerReference w:type="even" r:id="rId12"/>
+      <w:headerReference w:type="default" r:id="rId13"/>
+      <w:footerReference w:type="default" r:id="rId14"/>
+      <w:footerReference w:type="first" r:id="rId15"/>
       <w:pgSz w:w="11906" w:h="16838"/>
       <w:pgMar w:top="1417" w:right="1701" w:bottom="1417" w:left="1701" w:header="708" w:footer="708" w:gutter="0"/>
       <w:pgNumType w:start="1"/>
@@ -4623,7 +4550,7 @@
         <w:noProof/>
         <w:color w:val="000000"/>
       </w:rPr>
-      <w:t xml:space="preserve">2</w:t>
+      <w:t>2</w:t>
     </w:r>
     <w:r>
       <w:rPr>
@@ -4645,7 +4572,7 @@
         <w:rFonts w:ascii="Liberalisation sans narrow" w:eastAsia="Liberalisation sans narrow" w:hAnsi="Liberalisation sans narrow" w:cs="Liberalisation sans narrow"/>
         <w:color w:val="000000"/>
       </w:rPr>
-      <w:t xml:space="preserve">dairy-spatial-price-forecast</w:t>
+      <w:t>dairy-spatial-price-forecast</w:t>
     </w:r>
     <w:proofErr w:type="spellEnd"/>
     <w:r>
@@ -5201,11 +5128,11 @@
     <w:name w:val="Normal"/>
     <w:qFormat/>
   </w:style>
-  <w:style w:type="paragraph" w:styleId="Ttulo1">
+  <w:style w:type="paragraph" w:styleId="Heading1">
     <w:name w:val="heading 1"/>
     <w:basedOn w:val="Normal"/>
     <w:next w:val="Normal"/>
-    <w:link w:val="Ttulo1Car"/>
+    <w:link w:val="Heading1Char"/>
     <w:uiPriority w:val="9"/>
     <w:qFormat/>
     <w:pPr>
@@ -5223,11 +5150,11 @@
       <w:szCs w:val="36"/>
     </w:rPr>
   </w:style>
-  <w:style w:type="paragraph" w:styleId="Ttulo2">
+  <w:style w:type="paragraph" w:styleId="Heading2">
     <w:name w:val="heading 2"/>
     <w:basedOn w:val="Normal"/>
     <w:next w:val="Normal"/>
-    <w:link w:val="Ttulo2Car"/>
+    <w:link w:val="Heading2Char"/>
     <w:uiPriority w:val="9"/>
     <w:semiHidden/>
     <w:unhideWhenUsed/>
@@ -5246,11 +5173,11 @@
       <w:szCs w:val="32"/>
     </w:rPr>
   </w:style>
-  <w:style w:type="paragraph" w:styleId="Ttulo3">
+  <w:style w:type="paragraph" w:styleId="Heading3">
     <w:name w:val="heading 3"/>
     <w:basedOn w:val="Normal"/>
     <w:next w:val="Normal"/>
-    <w:link w:val="Ttulo3Car"/>
+    <w:link w:val="Heading3Char"/>
     <w:uiPriority w:val="9"/>
     <w:semiHidden/>
     <w:unhideWhenUsed/>
@@ -5269,11 +5196,11 @@
       <w:szCs w:val="28"/>
     </w:rPr>
   </w:style>
-  <w:style w:type="paragraph" w:styleId="Ttulo4">
+  <w:style w:type="paragraph" w:styleId="Heading4">
     <w:name w:val="heading 4"/>
     <w:basedOn w:val="Normal"/>
     <w:next w:val="Normal"/>
-    <w:link w:val="Ttulo4Car"/>
+    <w:link w:val="Heading4Char"/>
     <w:uiPriority w:val="9"/>
     <w:semiHidden/>
     <w:unhideWhenUsed/>
@@ -5292,11 +5219,11 @@
       <w:szCs w:val="24"/>
     </w:rPr>
   </w:style>
-  <w:style w:type="paragraph" w:styleId="Ttulo5">
+  <w:style w:type="paragraph" w:styleId="Heading5">
     <w:name w:val="heading 5"/>
     <w:basedOn w:val="Normal"/>
     <w:next w:val="Normal"/>
-    <w:link w:val="Ttulo5Car"/>
+    <w:link w:val="Heading5Char"/>
     <w:uiPriority w:val="9"/>
     <w:semiHidden/>
     <w:unhideWhenUsed/>
@@ -5314,11 +5241,11 @@
       <w:color w:val="284546"/>
     </w:rPr>
   </w:style>
-  <w:style w:type="paragraph" w:styleId="Ttulo6">
+  <w:style w:type="paragraph" w:styleId="Heading6">
     <w:name w:val="heading 6"/>
     <w:basedOn w:val="Normal"/>
     <w:next w:val="Normal"/>
-    <w:link w:val="Ttulo6Car"/>
+    <w:link w:val="Heading6Char"/>
     <w:uiPriority w:val="9"/>
     <w:semiHidden/>
     <w:unhideWhenUsed/>
@@ -5338,11 +5265,11 @@
       <w:color w:val="1B2E2F"/>
     </w:rPr>
   </w:style>
-  <w:style w:type="paragraph" w:styleId="Ttulo7">
+  <w:style w:type="paragraph" w:styleId="Heading7">
     <w:name w:val="heading 7"/>
     <w:basedOn w:val="Normal"/>
     <w:next w:val="Normal"/>
-    <w:link w:val="Ttulo7Car"/>
+    <w:link w:val="Heading7Char"/>
     <w:uiPriority w:val="9"/>
     <w:unhideWhenUsed/>
     <w:qFormat/>
@@ -5360,11 +5287,11 @@
       <w:color w:val="1B2E2E" w:themeColor="accent1" w:themeShade="80"/>
     </w:rPr>
   </w:style>
-  <w:style w:type="paragraph" w:styleId="Ttulo8">
+  <w:style w:type="paragraph" w:styleId="Heading8">
     <w:name w:val="heading 8"/>
     <w:basedOn w:val="Normal"/>
     <w:next w:val="Normal"/>
-    <w:link w:val="Ttulo8Car"/>
+    <w:link w:val="Heading8Char"/>
     <w:uiPriority w:val="9"/>
     <w:unhideWhenUsed/>
     <w:qFormat/>
@@ -5384,11 +5311,11 @@
       <w:color w:val="1B2E2E" w:themeColor="accent1" w:themeShade="80"/>
     </w:rPr>
   </w:style>
-  <w:style w:type="paragraph" w:styleId="Ttulo9">
+  <w:style w:type="paragraph" w:styleId="Heading9">
     <w:name w:val="heading 9"/>
     <w:basedOn w:val="Normal"/>
     <w:next w:val="Normal"/>
-    <w:link w:val="Ttulo9Car"/>
+    <w:link w:val="Heading9Char"/>
     <w:uiPriority w:val="9"/>
     <w:semiHidden/>
     <w:unhideWhenUsed/>
@@ -5407,12 +5334,13 @@
       <w:color w:val="1B2E2E" w:themeColor="accent1" w:themeShade="80"/>
     </w:rPr>
   </w:style>
-  <w:style w:type="character" w:default="1" w:styleId="Fuentedeprrafopredeter">
+  <w:style w:type="character" w:default="1" w:styleId="DefaultParagraphFont">
     <w:name w:val="Default Paragraph Font"/>
     <w:uiPriority w:val="1"/>
+    <w:semiHidden/>
     <w:unhideWhenUsed/>
   </w:style>
-  <w:style w:type="table" w:default="1" w:styleId="Tablanormal">
+  <w:style w:type="table" w:default="1" w:styleId="TableNormal">
     <w:name w:val="Normal Table"/>
     <w:uiPriority w:val="99"/>
     <w:semiHidden/>
@@ -5427,13 +5355,13 @@
       </w:tblCellMar>
     </w:tblPr>
   </w:style>
-  <w:style w:type="numbering" w:default="1" w:styleId="Sinlista">
+  <w:style w:type="numbering" w:default="1" w:styleId="NoList">
     <w:name w:val="No List"/>
     <w:uiPriority w:val="99"/>
     <w:semiHidden/>
     <w:unhideWhenUsed/>
   </w:style>
-  <w:style w:type="table" w:customStyle="1" w:styleId="TableNormal">
+  <w:style w:type="table" w:customStyle="1" w:styleId="TableNormal0">
     <w:name w:val="TableNormal"/>
     <w:tblPr>
       <w:tblCellMar>
@@ -5444,11 +5372,11 @@
       </w:tblCellMar>
     </w:tblPr>
   </w:style>
-  <w:style w:type="paragraph" w:styleId="Ttulo">
+  <w:style w:type="paragraph" w:styleId="Title">
     <w:name w:val="Title"/>
     <w:basedOn w:val="Normal"/>
     <w:next w:val="Normal"/>
-    <w:link w:val="TtuloCar"/>
+    <w:link w:val="TitleChar"/>
     <w:uiPriority w:val="10"/>
     <w:qFormat/>
     <w:pPr>
@@ -5463,10 +5391,10 @@
       <w:szCs w:val="72"/>
     </w:rPr>
   </w:style>
-  <w:style w:type="character" w:customStyle="1" w:styleId="Ttulo1Car">
-    <w:name w:val="Título 1 Car"/>
-    <w:basedOn w:val="Fuentedeprrafopredeter"/>
-    <w:link w:val="Ttulo1"/>
+  <w:style w:type="character" w:customStyle="1" w:styleId="Heading1Char">
+    <w:name w:val="Heading 1 Char"/>
+    <w:basedOn w:val="DefaultParagraphFont"/>
+    <w:link w:val="Heading1"/>
     <w:uiPriority w:val="9"/>
     <w:rsid w:val="00AB39A2"/>
     <w:rPr>
@@ -5476,10 +5404,10 @@
       <w:szCs w:val="36"/>
     </w:rPr>
   </w:style>
-  <w:style w:type="character" w:customStyle="1" w:styleId="Ttulo2Car">
-    <w:name w:val="Título 2 Car"/>
-    <w:basedOn w:val="Fuentedeprrafopredeter"/>
-    <w:link w:val="Ttulo2"/>
+  <w:style w:type="character" w:customStyle="1" w:styleId="Heading2Char">
+    <w:name w:val="Heading 2 Char"/>
+    <w:basedOn w:val="DefaultParagraphFont"/>
+    <w:link w:val="Heading2"/>
     <w:uiPriority w:val="9"/>
     <w:rsid w:val="00AB39A2"/>
     <w:rPr>
@@ -5489,10 +5417,10 @@
       <w:szCs w:val="32"/>
     </w:rPr>
   </w:style>
-  <w:style w:type="character" w:customStyle="1" w:styleId="Ttulo3Car">
-    <w:name w:val="Título 3 Car"/>
-    <w:basedOn w:val="Fuentedeprrafopredeter"/>
-    <w:link w:val="Ttulo3"/>
+  <w:style w:type="character" w:customStyle="1" w:styleId="Heading3Char">
+    <w:name w:val="Heading 3 Char"/>
+    <w:basedOn w:val="DefaultParagraphFont"/>
+    <w:link w:val="Heading3"/>
     <w:uiPriority w:val="9"/>
     <w:rsid w:val="00AB39A2"/>
     <w:rPr>
@@ -5502,10 +5430,10 @@
       <w:szCs w:val="28"/>
     </w:rPr>
   </w:style>
-  <w:style w:type="character" w:customStyle="1" w:styleId="Ttulo4Car">
-    <w:name w:val="Título 4 Car"/>
-    <w:basedOn w:val="Fuentedeprrafopredeter"/>
-    <w:link w:val="Ttulo4"/>
+  <w:style w:type="character" w:customStyle="1" w:styleId="Heading4Char">
+    <w:name w:val="Heading 4 Char"/>
+    <w:basedOn w:val="DefaultParagraphFont"/>
+    <w:link w:val="Heading4"/>
     <w:uiPriority w:val="9"/>
     <w:rsid w:val="00AB39A2"/>
     <w:rPr>
@@ -5515,10 +5443,10 @@
       <w:szCs w:val="24"/>
     </w:rPr>
   </w:style>
-  <w:style w:type="character" w:customStyle="1" w:styleId="Ttulo5Car">
-    <w:name w:val="Título 5 Car"/>
-    <w:basedOn w:val="Fuentedeprrafopredeter"/>
-    <w:link w:val="Ttulo5"/>
+  <w:style w:type="character" w:customStyle="1" w:styleId="Heading5Char">
+    <w:name w:val="Heading 5 Char"/>
+    <w:basedOn w:val="DefaultParagraphFont"/>
+    <w:link w:val="Heading5"/>
     <w:uiPriority w:val="9"/>
     <w:rsid w:val="00AB39A2"/>
     <w:rPr>
@@ -5527,10 +5455,10 @@
       <w:color w:val="284546" w:themeColor="accent1" w:themeShade="BF"/>
     </w:rPr>
   </w:style>
-  <w:style w:type="character" w:customStyle="1" w:styleId="Ttulo6Car">
-    <w:name w:val="Título 6 Car"/>
-    <w:basedOn w:val="Fuentedeprrafopredeter"/>
-    <w:link w:val="Ttulo6"/>
+  <w:style w:type="character" w:customStyle="1" w:styleId="Heading6Char">
+    <w:name w:val="Heading 6 Char"/>
+    <w:basedOn w:val="DefaultParagraphFont"/>
+    <w:link w:val="Heading6"/>
     <w:uiPriority w:val="9"/>
     <w:rsid w:val="00AB39A2"/>
     <w:rPr>
@@ -5541,10 +5469,10 @@
       <w:color w:val="1B2E2E" w:themeColor="accent1" w:themeShade="80"/>
     </w:rPr>
   </w:style>
-  <w:style w:type="character" w:customStyle="1" w:styleId="Ttulo7Car">
-    <w:name w:val="Título 7 Car"/>
-    <w:basedOn w:val="Fuentedeprrafopredeter"/>
-    <w:link w:val="Ttulo7"/>
+  <w:style w:type="character" w:customStyle="1" w:styleId="Heading7Char">
+    <w:name w:val="Heading 7 Char"/>
+    <w:basedOn w:val="DefaultParagraphFont"/>
+    <w:link w:val="Heading7"/>
     <w:uiPriority w:val="9"/>
     <w:rsid w:val="00AB39A2"/>
     <w:rPr>
@@ -5554,10 +5482,10 @@
       <w:color w:val="1B2E2E" w:themeColor="accent1" w:themeShade="80"/>
     </w:rPr>
   </w:style>
-  <w:style w:type="character" w:customStyle="1" w:styleId="Ttulo8Car">
-    <w:name w:val="Título 8 Car"/>
-    <w:basedOn w:val="Fuentedeprrafopredeter"/>
-    <w:link w:val="Ttulo8"/>
+  <w:style w:type="character" w:customStyle="1" w:styleId="Heading8Char">
+    <w:name w:val="Heading 8 Char"/>
+    <w:basedOn w:val="DefaultParagraphFont"/>
+    <w:link w:val="Heading8"/>
     <w:uiPriority w:val="9"/>
     <w:rsid w:val="00AB39A2"/>
     <w:rPr>
@@ -5569,10 +5497,10 @@
       <w:color w:val="1B2E2E" w:themeColor="accent1" w:themeShade="80"/>
     </w:rPr>
   </w:style>
-  <w:style w:type="character" w:customStyle="1" w:styleId="Ttulo9Car">
-    <w:name w:val="Título 9 Car"/>
-    <w:basedOn w:val="Fuentedeprrafopredeter"/>
-    <w:link w:val="Ttulo9"/>
+  <w:style w:type="character" w:customStyle="1" w:styleId="Heading9Char">
+    <w:name w:val="Heading 9 Char"/>
+    <w:basedOn w:val="DefaultParagraphFont"/>
+    <w:link w:val="Heading9"/>
     <w:uiPriority w:val="9"/>
     <w:semiHidden/>
     <w:rsid w:val="00AB39A2"/>
@@ -5583,11 +5511,11 @@
       <w:color w:val="1B2E2E" w:themeColor="accent1" w:themeShade="80"/>
     </w:rPr>
   </w:style>
-  <w:style w:type="paragraph" w:styleId="Descripcin">
+  <w:style w:type="paragraph" w:styleId="Caption">
     <w:name w:val="caption"/>
     <w:basedOn w:val="Normal"/>
     <w:next w:val="Normal"/>
-    <w:link w:val="DescripcinCar"/>
+    <w:link w:val="CaptionChar"/>
     <w:unhideWhenUsed/>
     <w:qFormat/>
     <w:rsid w:val="00AB39A2"/>
@@ -5601,10 +5529,10 @@
       <w:color w:val="739A8A" w:themeColor="text2"/>
     </w:rPr>
   </w:style>
-  <w:style w:type="character" w:customStyle="1" w:styleId="TtuloCar">
-    <w:name w:val="Título Car"/>
-    <w:basedOn w:val="Fuentedeprrafopredeter"/>
-    <w:link w:val="Ttulo"/>
+  <w:style w:type="character" w:customStyle="1" w:styleId="TitleChar">
+    <w:name w:val="Title Char"/>
+    <w:basedOn w:val="DefaultParagraphFont"/>
+    <w:link w:val="Title"/>
     <w:uiPriority w:val="10"/>
     <w:rsid w:val="00AB39A2"/>
     <w:rPr>
@@ -5616,10 +5544,10 @@
       <w:szCs w:val="72"/>
     </w:rPr>
   </w:style>
-  <w:style w:type="character" w:customStyle="1" w:styleId="SubttuloCar">
-    <w:name w:val="Subtítulo Car"/>
-    <w:basedOn w:val="Fuentedeprrafopredeter"/>
-    <w:link w:val="Subttulo"/>
+  <w:style w:type="character" w:customStyle="1" w:styleId="SubtitleChar">
+    <w:name w:val="Subtitle Char"/>
+    <w:basedOn w:val="DefaultParagraphFont"/>
+    <w:link w:val="Subtitle"/>
     <w:uiPriority w:val="11"/>
     <w:rsid w:val="00AB39A2"/>
     <w:rPr>
@@ -5629,9 +5557,9 @@
       <w:szCs w:val="28"/>
     </w:rPr>
   </w:style>
-  <w:style w:type="character" w:styleId="Fuerte">
+  <w:style w:type="character" w:styleId="Strong">
     <w:name w:val="Strong"/>
-    <w:basedOn w:val="Fuentedeprrafopredeter"/>
+    <w:basedOn w:val="DefaultParagraphFont"/>
     <w:uiPriority w:val="22"/>
     <w:qFormat/>
     <w:rsid w:val="00AB39A2"/>
@@ -5640,9 +5568,9 @@
       <w:bCs/>
     </w:rPr>
   </w:style>
-  <w:style w:type="character" w:styleId="nfasis">
+  <w:style w:type="character" w:styleId="Emphasis">
     <w:name w:val="Emphasis"/>
-    <w:basedOn w:val="Fuentedeprrafopredeter"/>
+    <w:basedOn w:val="DefaultParagraphFont"/>
     <w:uiPriority w:val="20"/>
     <w:qFormat/>
     <w:rsid w:val="00AB39A2"/>
@@ -5651,7 +5579,7 @@
       <w:iCs/>
     </w:rPr>
   </w:style>
-  <w:style w:type="paragraph" w:styleId="Sinespaciado">
+  <w:style w:type="paragraph" w:styleId="NoSpacing">
     <w:name w:val="No Spacing"/>
     <w:uiPriority w:val="1"/>
     <w:qFormat/>
@@ -5660,11 +5588,11 @@
       <w:spacing w:after="0" w:line="240" w:lineRule="auto"/>
     </w:pPr>
   </w:style>
-  <w:style w:type="paragraph" w:styleId="Cita">
+  <w:style w:type="paragraph" w:styleId="Quote">
     <w:name w:val="Quote"/>
     <w:basedOn w:val="Normal"/>
     <w:next w:val="Normal"/>
-    <w:link w:val="CitaCar"/>
+    <w:link w:val="QuoteChar"/>
     <w:uiPriority w:val="29"/>
     <w:qFormat/>
     <w:rsid w:val="00AB39A2"/>
@@ -5678,10 +5606,10 @@
       <w:szCs w:val="24"/>
     </w:rPr>
   </w:style>
-  <w:style w:type="character" w:customStyle="1" w:styleId="CitaCar">
-    <w:name w:val="Cita Car"/>
-    <w:basedOn w:val="Fuentedeprrafopredeter"/>
-    <w:link w:val="Cita"/>
+  <w:style w:type="character" w:customStyle="1" w:styleId="QuoteChar">
+    <w:name w:val="Quote Char"/>
+    <w:basedOn w:val="DefaultParagraphFont"/>
+    <w:link w:val="Quote"/>
     <w:uiPriority w:val="29"/>
     <w:rsid w:val="00AB39A2"/>
     <w:rPr>
@@ -5690,11 +5618,11 @@
       <w:szCs w:val="24"/>
     </w:rPr>
   </w:style>
-  <w:style w:type="paragraph" w:styleId="Citadestacada">
+  <w:style w:type="paragraph" w:styleId="IntenseQuote">
     <w:name w:val="Intense Quote"/>
     <w:basedOn w:val="Normal"/>
     <w:next w:val="Normal"/>
-    <w:link w:val="CitadestacadaCar"/>
+    <w:link w:val="IntenseQuoteChar"/>
     <w:uiPriority w:val="30"/>
     <w:qFormat/>
     <w:rsid w:val="00AB39A2"/>
@@ -5711,10 +5639,10 @@
       <w:szCs w:val="32"/>
     </w:rPr>
   </w:style>
-  <w:style w:type="character" w:customStyle="1" w:styleId="CitadestacadaCar">
-    <w:name w:val="Cita destacada Car"/>
-    <w:basedOn w:val="Fuentedeprrafopredeter"/>
-    <w:link w:val="Citadestacada"/>
+  <w:style w:type="character" w:customStyle="1" w:styleId="IntenseQuoteChar">
+    <w:name w:val="Intense Quote Char"/>
+    <w:basedOn w:val="DefaultParagraphFont"/>
+    <w:link w:val="IntenseQuote"/>
     <w:uiPriority w:val="30"/>
     <w:rsid w:val="00AB39A2"/>
     <w:rPr>
@@ -5725,9 +5653,9 @@
       <w:szCs w:val="32"/>
     </w:rPr>
   </w:style>
-  <w:style w:type="character" w:styleId="nfasissutil">
+  <w:style w:type="character" w:styleId="SubtleEmphasis">
     <w:name w:val="Subtle Emphasis"/>
-    <w:basedOn w:val="Fuentedeprrafopredeter"/>
+    <w:basedOn w:val="DefaultParagraphFont"/>
     <w:uiPriority w:val="19"/>
     <w:qFormat/>
     <w:rsid w:val="00AB39A2"/>
@@ -5737,9 +5665,9 @@
       <w:color w:val="A3BDB2" w:themeColor="text1" w:themeTint="A6"/>
     </w:rPr>
   </w:style>
-  <w:style w:type="character" w:styleId="nfasisintenso">
+  <w:style w:type="character" w:styleId="IntenseEmphasis">
     <w:name w:val="Intense Emphasis"/>
-    <w:basedOn w:val="Fuentedeprrafopredeter"/>
+    <w:basedOn w:val="DefaultParagraphFont"/>
     <w:uiPriority w:val="21"/>
     <w:qFormat/>
     <w:rsid w:val="00AB39A2"/>
@@ -5750,9 +5678,9 @@
       <w:iCs/>
     </w:rPr>
   </w:style>
-  <w:style w:type="character" w:styleId="Referenciasutil">
+  <w:style w:type="character" w:styleId="SubtleReference">
     <w:name w:val="Subtle Reference"/>
-    <w:basedOn w:val="Fuentedeprrafopredeter"/>
+    <w:basedOn w:val="DefaultParagraphFont"/>
     <w:uiPriority w:val="31"/>
     <w:qFormat/>
     <w:rsid w:val="00AB39A2"/>
@@ -5763,9 +5691,9 @@
       <w:bdr w:val="none" w:sz="0" w:space="0" w:color="auto"/>
     </w:rPr>
   </w:style>
-  <w:style w:type="character" w:styleId="Referenciaintensa">
+  <w:style w:type="character" w:styleId="IntenseReference">
     <w:name w:val="Intense Reference"/>
-    <w:basedOn w:val="Fuentedeprrafopredeter"/>
+    <w:basedOn w:val="DefaultParagraphFont"/>
     <w:uiPriority w:val="32"/>
     <w:qFormat/>
     <w:rsid w:val="00AB39A2"/>
@@ -5777,9 +5705,9 @@
       <w:u w:val="single"/>
     </w:rPr>
   </w:style>
-  <w:style w:type="character" w:styleId="Ttulodellibro">
+  <w:style w:type="character" w:styleId="BookTitle">
     <w:name w:val="Book Title"/>
-    <w:basedOn w:val="Fuentedeprrafopredeter"/>
+    <w:basedOn w:val="DefaultParagraphFont"/>
     <w:uiPriority w:val="33"/>
     <w:qFormat/>
     <w:rsid w:val="00AB39A2"/>
@@ -5790,9 +5718,9 @@
       <w:spacing w:val="10"/>
     </w:rPr>
   </w:style>
-  <w:style w:type="paragraph" w:styleId="TtuloTDC">
+  <w:style w:type="paragraph" w:styleId="TOCHeading">
     <w:name w:val="TOC Heading"/>
-    <w:basedOn w:val="Ttulo1"/>
+    <w:basedOn w:val="Heading1"/>
     <w:next w:val="Normal"/>
     <w:uiPriority w:val="39"/>
     <w:unhideWhenUsed/>
@@ -5802,10 +5730,10 @@
       <w:outlineLvl w:val="9"/>
     </w:pPr>
   </w:style>
-  <w:style w:type="paragraph" w:styleId="Encabezado">
+  <w:style w:type="paragraph" w:styleId="Header">
     <w:name w:val="header"/>
     <w:basedOn w:val="Normal"/>
-    <w:link w:val="EncabezadoCar"/>
+    <w:link w:val="HeaderChar"/>
     <w:uiPriority w:val="99"/>
     <w:unhideWhenUsed/>
     <w:rsid w:val="00171F5E"/>
@@ -5817,17 +5745,17 @@
       <w:spacing w:after="0" w:line="240" w:lineRule="auto"/>
     </w:pPr>
   </w:style>
-  <w:style w:type="character" w:customStyle="1" w:styleId="EncabezadoCar">
-    <w:name w:val="Encabezado Car"/>
-    <w:basedOn w:val="Fuentedeprrafopredeter"/>
-    <w:link w:val="Encabezado"/>
+  <w:style w:type="character" w:customStyle="1" w:styleId="HeaderChar">
+    <w:name w:val="Header Char"/>
+    <w:basedOn w:val="DefaultParagraphFont"/>
+    <w:link w:val="Header"/>
     <w:uiPriority w:val="99"/>
     <w:rsid w:val="00171F5E"/>
   </w:style>
-  <w:style w:type="paragraph" w:styleId="Piedepgina">
+  <w:style w:type="paragraph" w:styleId="Footer">
     <w:name w:val="footer"/>
     <w:basedOn w:val="Normal"/>
-    <w:link w:val="PiedepginaCar"/>
+    <w:link w:val="FooterChar"/>
     <w:uiPriority w:val="99"/>
     <w:unhideWhenUsed/>
     <w:rsid w:val="00171F5E"/>
@@ -5839,14 +5767,14 @@
       <w:spacing w:after="0" w:line="240" w:lineRule="auto"/>
     </w:pPr>
   </w:style>
-  <w:style w:type="character" w:customStyle="1" w:styleId="PiedepginaCar">
-    <w:name w:val="Pie de página Car"/>
-    <w:basedOn w:val="Fuentedeprrafopredeter"/>
-    <w:link w:val="Piedepgina"/>
+  <w:style w:type="character" w:customStyle="1" w:styleId="FooterChar">
+    <w:name w:val="Footer Char"/>
+    <w:basedOn w:val="DefaultParagraphFont"/>
+    <w:link w:val="Footer"/>
     <w:uiPriority w:val="99"/>
     <w:rsid w:val="00171F5E"/>
   </w:style>
-  <w:style w:type="paragraph" w:styleId="TDC1">
+  <w:style w:type="paragraph" w:styleId="TOC1">
     <w:name w:val="toc 1"/>
     <w:basedOn w:val="Normal"/>
     <w:next w:val="Normal"/>
@@ -5858,7 +5786,7 @@
       <w:spacing w:after="100"/>
     </w:pPr>
   </w:style>
-  <w:style w:type="paragraph" w:styleId="TDC2">
+  <w:style w:type="paragraph" w:styleId="TOC2">
     <w:name w:val="toc 2"/>
     <w:basedOn w:val="Normal"/>
     <w:next w:val="Normal"/>
@@ -5875,7 +5803,7 @@
       <w:ind w:left="220"/>
     </w:pPr>
   </w:style>
-  <w:style w:type="paragraph" w:styleId="TDC3">
+  <w:style w:type="paragraph" w:styleId="TOC3">
     <w:name w:val="toc 3"/>
     <w:basedOn w:val="Normal"/>
     <w:next w:val="Normal"/>
@@ -5889,10 +5817,10 @@
       <w:ind w:left="440"/>
     </w:pPr>
   </w:style>
-  <w:style w:type="paragraph" w:styleId="Textonotapie">
+  <w:style w:type="paragraph" w:styleId="FootnoteText">
     <w:name w:val="footnote text"/>
     <w:basedOn w:val="Normal"/>
-    <w:link w:val="TextonotapieCar"/>
+    <w:link w:val="FootnoteTextChar"/>
     <w:uiPriority w:val="99"/>
     <w:semiHidden/>
     <w:unhideWhenUsed/>
@@ -5905,10 +5833,10 @@
       <w:szCs w:val="20"/>
     </w:rPr>
   </w:style>
-  <w:style w:type="character" w:customStyle="1" w:styleId="TextonotapieCar">
-    <w:name w:val="Texto nota pie Car"/>
-    <w:basedOn w:val="Fuentedeprrafopredeter"/>
-    <w:link w:val="Textonotapie"/>
+  <w:style w:type="character" w:customStyle="1" w:styleId="FootnoteTextChar">
+    <w:name w:val="Footnote Text Char"/>
+    <w:basedOn w:val="DefaultParagraphFont"/>
+    <w:link w:val="FootnoteText"/>
     <w:uiPriority w:val="99"/>
     <w:semiHidden/>
     <w:rsid w:val="00C81877"/>
@@ -5917,10 +5845,10 @@
       <w:szCs w:val="20"/>
     </w:rPr>
   </w:style>
-  <w:style w:type="paragraph" w:styleId="Textocomentario">
+  <w:style w:type="paragraph" w:styleId="CommentText">
     <w:name w:val="annotation text"/>
     <w:basedOn w:val="Normal"/>
-    <w:link w:val="TextocomentarioCar"/>
+    <w:link w:val="CommentTextChar"/>
     <w:uiPriority w:val="99"/>
     <w:semiHidden/>
     <w:unhideWhenUsed/>
@@ -5937,10 +5865,10 @@
       <w:lang w:val="en-US"/>
     </w:rPr>
   </w:style>
-  <w:style w:type="character" w:customStyle="1" w:styleId="TextocomentarioCar">
-    <w:name w:val="Texto comentario Car"/>
-    <w:basedOn w:val="Fuentedeprrafopredeter"/>
-    <w:link w:val="Textocomentario"/>
+  <w:style w:type="character" w:customStyle="1" w:styleId="CommentTextChar">
+    <w:name w:val="Comment Text Char"/>
+    <w:basedOn w:val="DefaultParagraphFont"/>
+    <w:link w:val="CommentText"/>
     <w:uiPriority w:val="99"/>
     <w:semiHidden/>
     <w:rsid w:val="00C81877"/>
@@ -5951,7 +5879,7 @@
       <w:lang w:val="en-US"/>
     </w:rPr>
   </w:style>
-  <w:style w:type="character" w:styleId="Refdenotaalpie">
+  <w:style w:type="character" w:styleId="FootnoteReference">
     <w:name w:val="footnote reference"/>
     <w:uiPriority w:val="99"/>
     <w:semiHidden/>
@@ -5961,9 +5889,9 @@
       <w:vertAlign w:val="superscript"/>
     </w:rPr>
   </w:style>
-  <w:style w:type="character" w:styleId="Refdecomentario">
+  <w:style w:type="character" w:styleId="CommentReference">
     <w:name w:val="annotation reference"/>
-    <w:basedOn w:val="Fuentedeprrafopredeter"/>
+    <w:basedOn w:val="DefaultParagraphFont"/>
     <w:uiPriority w:val="99"/>
     <w:semiHidden/>
     <w:unhideWhenUsed/>
@@ -5973,9 +5901,9 @@
       <w:szCs w:val="16"/>
     </w:rPr>
   </w:style>
-  <w:style w:type="character" w:styleId="Hipervnculo">
+  <w:style w:type="character" w:styleId="Hyperlink">
     <w:name w:val="Hyperlink"/>
-    <w:basedOn w:val="Fuentedeprrafopredeter"/>
+    <w:basedOn w:val="DefaultParagraphFont"/>
     <w:uiPriority w:val="99"/>
     <w:unhideWhenUsed/>
     <w:rsid w:val="00C81877"/>
@@ -5984,9 +5912,9 @@
       <w:u w:val="single"/>
     </w:rPr>
   </w:style>
-  <w:style w:type="character" w:styleId="Mencinsinresolver">
+  <w:style w:type="character" w:styleId="UnresolvedMention">
     <w:name w:val="Unresolved Mention"/>
-    <w:basedOn w:val="Fuentedeprrafopredeter"/>
+    <w:basedOn w:val="DefaultParagraphFont"/>
     <w:uiPriority w:val="99"/>
     <w:semiHidden/>
     <w:unhideWhenUsed/>
@@ -5996,9 +5924,9 @@
       <w:shd w:val="clear" w:color="auto" w:fill="E1DFDD"/>
     </w:rPr>
   </w:style>
-  <w:style w:type="table" w:styleId="Tablaconcuadrcula">
+  <w:style w:type="table" w:styleId="TableGrid">
     <w:name w:val="Table Grid"/>
-    <w:basedOn w:val="Tablanormal"/>
+    <w:basedOn w:val="TableNormal"/>
     <w:uiPriority w:val="39"/>
     <w:rsid w:val="00292DEB"/>
     <w:pPr>
@@ -6022,7 +5950,7 @@
       </w:tblBorders>
     </w:tblPr>
   </w:style>
-  <w:style w:type="paragraph" w:styleId="Tabladeilustraciones">
+  <w:style w:type="paragraph" w:styleId="TableofFigures">
     <w:name w:val="table of figures"/>
     <w:basedOn w:val="Normal"/>
     <w:next w:val="Normal"/>
@@ -6040,10 +5968,10 @@
       <w:lang w:val="en-US"/>
     </w:rPr>
   </w:style>
-  <w:style w:type="character" w:customStyle="1" w:styleId="DescripcinCar">
-    <w:name w:val="Descripción Car"/>
-    <w:basedOn w:val="Fuentedeprrafopredeter"/>
-    <w:link w:val="Descripcin"/>
+  <w:style w:type="character" w:customStyle="1" w:styleId="CaptionChar">
+    <w:name w:val="Caption Char"/>
+    <w:basedOn w:val="DefaultParagraphFont"/>
+    <w:link w:val="Caption"/>
     <w:locked/>
     <w:rsid w:val="00CE62B2"/>
     <w:rPr>
@@ -6053,11 +5981,11 @@
       <w:color w:val="739A8A" w:themeColor="text2"/>
     </w:rPr>
   </w:style>
-  <w:style w:type="paragraph" w:styleId="Subttulo">
+  <w:style w:type="paragraph" w:styleId="Subtitle">
     <w:name w:val="Subtitle"/>
     <w:basedOn w:val="Normal"/>
     <w:next w:val="Normal"/>
-    <w:link w:val="SubttuloCar"/>
+    <w:link w:val="SubtitleChar"/>
     <w:uiPriority w:val="11"/>
     <w:qFormat/>
     <w:pPr>
@@ -6072,7 +6000,7 @@
     </w:rPr>
   </w:style>
   <w:style w:type="table" w:customStyle="1" w:styleId="a">
-    <w:basedOn w:val="Tablanormal"/>
+    <w:basedOn w:val="TableNormal"/>
     <w:pPr>
       <w:spacing w:after="0" w:line="240" w:lineRule="auto"/>
     </w:pPr>
@@ -6088,7 +6016,7 @@
     </w:tblPr>
   </w:style>
   <w:style w:type="table" w:customStyle="1" w:styleId="a0">
-    <w:basedOn w:val="Tablanormal"/>
+    <w:basedOn w:val="TableNormal"/>
     <w:pPr>
       <w:spacing w:after="0" w:line="240" w:lineRule="auto"/>
     </w:pPr>
@@ -6104,7 +6032,7 @@
     </w:tblPr>
   </w:style>
   <w:style w:type="table" w:customStyle="1" w:styleId="a1">
-    <w:basedOn w:val="Tablanormal"/>
+    <w:basedOn w:val="TableNormal"/>
     <w:pPr>
       <w:spacing w:after="0" w:line="240" w:lineRule="auto"/>
     </w:pPr>
@@ -6324,28 +6252,28 @@
 </file>
 
 <file path=customXml/item1.xml><?xml version="1.0" encoding="utf-8"?>
+<b:Sources xmlns:b="http://schemas.openxmlformats.org/officeDocument/2006/bibliography" xmlns="http://schemas.openxmlformats.org/officeDocument/2006/bibliography" SelectedStyle="\APASixthEditionOfficeOnline.xsl" StyleName="APA" Version="6"/>
+</file>
+
+<file path=customXml/item2.xml><?xml version="1.0" encoding="utf-8"?>
 <go:gDocsCustomXmlDataStorage xmlns:go="http://customooxmlschemas.google.com/" xmlns:r="http://schemas.openxmlformats.org/officeDocument/2006/relationships" uri="GoogleDocsCustomDataVersion2">
   <go:docsCustomData xmlns:go="http://customooxmlschemas.google.com/" roundtripDataSignature="AMtx7mjfZHdsiCvpFOesiH+c3zMFCQ6GYw==">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</go:docsCustomData>
 </go:gDocsCustomXmlDataStorage>
 </file>
 
-<file path=customXml/item2.xml><?xml version="1.0" encoding="utf-8"?>
-<b:Sources xmlns:b="http://schemas.openxmlformats.org/officeDocument/2006/bibliography" xmlns="http://schemas.openxmlformats.org/officeDocument/2006/bibliography" SelectedStyle="\APASixthEditionOfficeOnline.xsl" StyleName="APA" Version="6"/>
+<file path=customXml/itemProps1.xml><?xml version="1.0" encoding="utf-8"?>
+<ds:datastoreItem xmlns:ds="http://schemas.openxmlformats.org/officeDocument/2006/customXml" ds:itemID="{13541E44-53E1-4E1E-8B81-150EFAC17A97}">
+  <ds:schemaRefs>
+    <ds:schemaRef ds:uri="http://schemas.openxmlformats.org/officeDocument/2006/bibliography"/>
+  </ds:schemaRefs>
+</ds:datastoreItem>
 </file>
 
-<file path=customXml/itemProps1.xml><?xml version="1.0" encoding="utf-8"?>
+<file path=customXml/itemProps2.xml><?xml version="1.0" encoding="utf-8"?>
 <ds:datastoreItem xmlns:ds="http://schemas.openxmlformats.org/officeDocument/2006/customXml" ds:itemID="{11111111-1234-1234-1234-123412341234}">
   <ds:schemaRefs>
     <ds:schemaRef ds:uri="http://customooxmlschemas.google.com/"/>
     <ds:schemaRef ds:uri="http://schemas.openxmlformats.org/officeDocument/2006/relationships"/>
   </ds:schemaRefs>
 </ds:datastoreItem>
-</file>
-
-<file path=customXml/itemProps2.xml><?xml version="1.0" encoding="utf-8"?>
-<ds:datastoreItem xmlns:ds="http://schemas.openxmlformats.org/officeDocument/2006/customXml" ds:itemID="{13541E44-53E1-4E1E-8B81-150EFAC17A97}">
-  <ds:schemaRefs>
-    <ds:schemaRef ds:uri="http://schemas.openxmlformats.org/officeDocument/2006/bibliography"/>
-  </ds:schemaRefs>
-</ds:datastoreItem>
 </file>